--- a/docs/docx/road_transport_model_overview.docx
+++ b/docs/docx/road_transport_model_overview.docx
@@ -1,14 +1,14 @@
 
 <file path=word/document.xml><?xml version="1.0" encoding="utf-8"?>
-<w:document xmlns:w="http://schemas.openxmlformats.org/wordprocessingml/2006/main" xmlns:m="http://schemas.openxmlformats.org/officeDocument/2006/math" xmlns:r="http://schemas.openxmlformats.org/officeDocument/2006/relationships" xmlns:o="urn:schemas-microsoft-com:office:office" xmlns:v="urn:schemas-microsoft-com:vml" xmlns:w10="urn:schemas-microsoft-com:office:word" xmlns:a="http://schemas.openxmlformats.org/drawingml/2006/main" xmlns:pic="http://schemas.openxmlformats.org/drawingml/2006/picture" xmlns:wp="http://schemas.openxmlformats.org/drawingml/2006/wordprocessingDrawing">
+<w:document xmlns:wpc="http://schemas.microsoft.com/office/word/2010/wordprocessingCanvas" xmlns:cx="http://schemas.microsoft.com/office/drawing/2014/chartex" xmlns:cx1="http://schemas.microsoft.com/office/drawing/2015/9/8/chartex" xmlns:cx2="http://schemas.microsoft.com/office/drawing/2015/10/21/chartex" xmlns:cx3="http://schemas.microsoft.com/office/drawing/2016/5/9/chartex" xmlns:cx4="http://schemas.microsoft.com/office/drawing/2016/5/10/chartex" xmlns:cx5="http://schemas.microsoft.com/office/drawing/2016/5/11/chartex" xmlns:cx6="http://schemas.microsoft.com/office/drawing/2016/5/12/chartex" xmlns:cx7="http://schemas.microsoft.com/office/drawing/2016/5/13/chartex" xmlns:cx8="http://schemas.microsoft.com/office/drawing/2016/5/14/chartex" xmlns:mc="http://schemas.openxmlformats.org/markup-compatibility/2006" xmlns:aink="http://schemas.microsoft.com/office/drawing/2016/ink" xmlns:am3d="http://schemas.microsoft.com/office/drawing/2017/model3d" xmlns:o="urn:schemas-microsoft-com:office:office" xmlns:oel="http://schemas.microsoft.com/office/2019/extlst" xmlns:r="http://schemas.openxmlformats.org/officeDocument/2006/relationships" xmlns:m="http://schemas.openxmlformats.org/officeDocument/2006/math" xmlns:v="urn:schemas-microsoft-com:vml" xmlns:wp14="http://schemas.microsoft.com/office/word/2010/wordprocessingDrawing" xmlns:wp="http://schemas.openxmlformats.org/drawingml/2006/wordprocessingDrawing" xmlns:w10="urn:schemas-microsoft-com:office:word" xmlns:w="http://schemas.openxmlformats.org/wordprocessingml/2006/main" xmlns:w14="http://schemas.microsoft.com/office/word/2010/wordml" xmlns:w15="http://schemas.microsoft.com/office/word/2012/wordml" xmlns:w16cex="http://schemas.microsoft.com/office/word/2018/wordml/cex" xmlns:w16cid="http://schemas.microsoft.com/office/word/2016/wordml/cid" xmlns:w16="http://schemas.microsoft.com/office/word/2018/wordml" xmlns:w16du="http://schemas.microsoft.com/office/word/2023/wordml/word16du" xmlns:w16sdtdh="http://schemas.microsoft.com/office/word/2020/wordml/sdtdatahash" xmlns:w16sdtfl="http://schemas.microsoft.com/office/word/2024/wordml/sdtformatlock" xmlns:w16se="http://schemas.microsoft.com/office/word/2015/wordml/symex" xmlns:wpg="http://schemas.microsoft.com/office/word/2010/wordprocessingGroup" xmlns:wpi="http://schemas.microsoft.com/office/word/2010/wordprocessingInk" xmlns:wne="http://schemas.microsoft.com/office/word/2006/wordml" xmlns:wps="http://schemas.microsoft.com/office/word/2010/wordprocessingShape" mc:Ignorable="w14 w15 w16se w16cid w16 w16cex w16sdtdh w16sdtfl w16du wp14">
   <w:body>
-    <w:bookmarkStart w:id="17" w:name="road-transport-model-overview"/>
     <w:p>
       <w:pPr>
         <w:pStyle w:val="Heading1"/>
       </w:pPr>
-      <w:r>
-        <w:t xml:space="preserve">Road Transport Model Overview</w:t>
+      <w:bookmarkStart w:id="0" w:name="road-transport-model-overview"/>
+      <w:r>
+        <w:t>Road Transport Model Overview</w:t>
       </w:r>
     </w:p>
     <w:p>
@@ -20,52 +20,39 @@
           <w:b/>
           <w:bCs/>
         </w:rPr>
-        <w:t xml:space="preserve">Purpose note</w:t>
-      </w:r>
-      <w:r>
-        <w:t xml:space="preserve"> </w:t>
-      </w:r>
-      <w:r>
-        <w:t xml:space="preserve">This is a plain-English overview of the road transport model in</w:t>
-      </w:r>
-      <w:r>
-        <w:t xml:space="preserve"> </w:t>
+        <w:t>Purpose note</w:t>
+      </w:r>
+      <w:r>
+        <w:t xml:space="preserve"> This is a plain-English overview of the road transport model in </w:t>
       </w:r>
       <w:r>
         <w:rPr>
           <w:rStyle w:val="VerbatimChar"/>
         </w:rPr>
-        <w:t xml:space="preserve">leap_road_model</w:t>
-      </w:r>
-      <w:r>
-        <w:t xml:space="preserve">. For implementation details, module sequencing, and output tables, see</w:t>
-      </w:r>
-      <w:r>
-        <w:t xml:space="preserve"> </w:t>
+        <w:t>leap_road_model</w:t>
+      </w:r>
+      <w:r>
+        <w:t xml:space="preserve">. For implementation details, module sequencing, and output tables, see </w:t>
       </w:r>
       <w:r>
         <w:rPr>
           <w:rStyle w:val="VerbatimChar"/>
         </w:rPr>
-        <w:t xml:space="preserve">road_transport_model_detailed.md</w:t>
-      </w:r>
-      <w:r>
-        <w:t xml:space="preserve">. For Module 1 data sourcing and the interface contract, see the road-model guide in the sibling</w:t>
-      </w:r>
-      <w:r>
-        <w:t xml:space="preserve"> </w:t>
-      </w:r>
+        <w:t>road_transport_model_detailed.md</w:t>
+      </w:r>
+      <w:r>
+        <w:t xml:space="preserve">. For Module 1 data sourcing and the interface contract, see the road-model guide in the sibling </w:t>
+      </w:r>
+      <w:proofErr w:type="spellStart"/>
       <w:r>
         <w:rPr>
           <w:rStyle w:val="VerbatimChar"/>
         </w:rPr>
-        <w:t xml:space="preserve">road_model_inputs_interface</w:t>
-      </w:r>
-      <w:r>
-        <w:t xml:space="preserve"> </w:t>
-      </w:r>
-      <w:r>
-        <w:t xml:space="preserve">repo.</w:t>
+        <w:t>road_model_inputs_interface</w:t>
+      </w:r>
+      <w:proofErr w:type="spellEnd"/>
+      <w:r>
+        <w:t xml:space="preserve"> repo.</w:t>
       </w:r>
     </w:p>
     <w:p>
@@ -73,18 +60,38 @@
         <w:pStyle w:val="FirstParagraph"/>
       </w:pPr>
       <w:r>
+        <w:t xml:space="preserve">The website can be found here </w:t>
+      </w:r>
+      <w:hyperlink r:id="rId8" w:history="1">
+        <w:r>
+          <w:rPr>
+            <w:rStyle w:val="Hyperlink"/>
+          </w:rPr>
+          <w:t>https://huggingface.co/spaces/finbarmaunsell/leap_road_model</w:t>
+        </w:r>
+      </w:hyperlink>
+    </w:p>
+    <w:p>
+      <w:pPr>
+        <w:pStyle w:val="FirstParagraph"/>
+      </w:pPr>
+      <w:r>
+        <w:rPr>
+          <w:noProof/>
+        </w:rPr>
         <w:drawing>
-          <wp:inline>
+          <wp:inline distT="0" distB="0" distL="0" distR="0" wp14:anchorId="0CDCF37A" wp14:editId="0CDCF37B">
             <wp:extent cx="5334000" cy="4781592"/>
-            <wp:effectExtent b="0" l="0" r="0" t="0"/>
-            <wp:docPr descr="End-to-end road model workflow" title="" id="10" name="Picture"/>
-            <a:graphic>
+            <wp:effectExtent l="0" t="0" r="0" b="0"/>
+            <wp:docPr id="10" name="Picture" descr="End-to-end road model workflow"/>
+            <wp:cNvGraphicFramePr/>
+            <a:graphic xmlns:a="http://schemas.openxmlformats.org/drawingml/2006/main">
               <a:graphicData uri="http://schemas.openxmlformats.org/drawingml/2006/picture">
-                <pic:pic>
+                <pic:pic xmlns:pic="http://schemas.openxmlformats.org/drawingml/2006/picture">
                   <pic:nvPicPr>
-                    <pic:cNvPr descr="End-to-end%20road%20model%20workflow%208062026.png" id="11" name="Picture"/>
+                    <pic:cNvPr id="11" name="Picture" descr="End-to-end%20road%20model%20workflow%208062026.png"/>
                     <pic:cNvPicPr>
-                      <a:picLocks noChangeArrowheads="1" noChangeAspect="1"/>
+                      <a:picLocks noChangeAspect="1" noChangeArrowheads="1"/>
                     </pic:cNvPicPr>
                   </pic:nvPicPr>
                   <pic:blipFill>
@@ -124,7 +131,14 @@
           <w:i/>
           <w:iCs/>
         </w:rPr>
-        <w:t xml:space="preserve">Primary reference for the full end-to-end workflow. Some implementation detail is not shown.</w:t>
+        <w:t>P</w:t>
+      </w:r>
+      <w:r>
+        <w:rPr>
+          <w:i/>
+          <w:iCs/>
+        </w:rPr>
+        <w:t>rimary reference for the full end-to-end workflow. Some implementation detail is not shown.</w:t>
       </w:r>
     </w:p>
     <w:p>
@@ -132,22 +146,27 @@
         <w:pStyle w:val="BodyText"/>
       </w:pPr>
       <w:r>
+        <w:rPr>
+          <w:noProof/>
+        </w:rPr>
+        <w:lastRenderedPageBreak/>
         <w:drawing>
-          <wp:inline>
+          <wp:inline distT="0" distB="0" distL="0" distR="0" wp14:anchorId="0CDCF37C" wp14:editId="0CDCF37D">
             <wp:extent cx="5334000" cy="3128480"/>
-            <wp:effectExtent b="0" l="0" r="0" t="0"/>
-            <wp:docPr descr="Road transport model - researcher detail" title="" id="13" name="Picture"/>
-            <a:graphic>
+            <wp:effectExtent l="0" t="0" r="0" b="0"/>
+            <wp:docPr id="13" name="Picture" descr="Road transport model - researcher detail"/>
+            <wp:cNvGraphicFramePr/>
+            <a:graphic xmlns:a="http://schemas.openxmlformats.org/drawingml/2006/main">
               <a:graphicData uri="http://schemas.openxmlformats.org/drawingml/2006/picture">
-                <pic:pic>
+                <pic:pic xmlns:pic="http://schemas.openxmlformats.org/drawingml/2006/picture">
                   <pic:nvPicPr>
-                    <pic:cNvPr descr="Road%20transport%20model%20%E2%80%94%20researcher%20detail.png" id="14" name="Picture"/>
+                    <pic:cNvPr id="14" name="Picture" descr="Road%20transport%20model%20%E2%80%94%20researcher%20detail.png"/>
                     <pic:cNvPicPr>
-                      <a:picLocks noChangeArrowheads="1" noChangeAspect="1"/>
+                      <a:picLocks noChangeAspect="1" noChangeArrowheads="1"/>
                     </pic:cNvPicPr>
                   </pic:nvPicPr>
                   <pic:blipFill>
-                    <a:blip r:embed="rId12"/>
+                    <a:blip r:embed="rId10"/>
                     <a:stretch>
                       <a:fillRect/>
                     </a:stretch>
@@ -183,7 +202,7 @@
           <w:i/>
           <w:iCs/>
         </w:rPr>
-        <w:t xml:space="preserve">Simplified illustration of the stock-flow modelling logic.</w:t>
+        <w:t>Simplified illustration of the stock-flow modelling logic.</w:t>
       </w:r>
     </w:p>
     <w:p>
@@ -191,7 +210,7 @@
         <w:pStyle w:val="BodyText"/>
       </w:pPr>
       <w:r>
-        <w:t xml:space="preserve">The road transport model is part of the APERC LEAP modelling system. It estimates future road transport energy demand for passenger and freight vehicles, including cars, motorcycles, buses, light commercial vehicles, and trucks. Its purpose is to translate assumptions about vehicle stock, sales, technology uptake, mileage, and fuel economy into energy demand by fuel.</w:t>
+        <w:t>The road transport model is part of the APERC LEAP modelling system. It estimates future road transport energy demand for passenger and freight vehicles, including cars, motorcycles, buses, light commercial vehicles, and trucks. Its purpose is to translate assumptions about vehicle stock, sales, technology uptake, mileage, and fuel economy into energy demand by fuel.</w:t>
       </w:r>
     </w:p>
     <w:p>
@@ -199,7 +218,7 @@
         <w:pStyle w:val="BodyText"/>
       </w:pPr>
       <w:r>
-        <w:t xml:space="preserve">The model is built around a simple idea:</w:t>
+        <w:t>The model is built around a simple idea:</w:t>
       </w:r>
     </w:p>
     <w:p>
@@ -211,7 +230,7 @@
           <w:b/>
           <w:bCs/>
         </w:rPr>
-        <w:t xml:space="preserve">Energy use = vehicle stock x mileage x fuel economy</w:t>
+        <w:t>Energy use = vehicle stock x mileage x fuel economy</w:t>
       </w:r>
     </w:p>
     <w:p>
@@ -219,7 +238,7 @@
         <w:pStyle w:val="BodyText"/>
       </w:pPr>
       <w:r>
-        <w:t xml:space="preserve">In practice, the model contains many vehicle types, drive types, and fuels. Users do not need to understand every internal calculation to follow the logic. At a high level, the model asks:</w:t>
+        <w:t>In practice, the model contains many vehicle types, drive types, and fuels. Users do not need to understand every internal calculation to follow the logic. At a high level, the model asks:</w:t>
       </w:r>
     </w:p>
     <w:p>
@@ -227,11 +246,11 @@
         <w:pStyle w:val="Compact"/>
         <w:numPr>
           <w:ilvl w:val="0"/>
-          <w:numId w:val="1001"/>
+          <w:numId w:val="2"/>
         </w:numPr>
       </w:pPr>
       <w:r>
-        <w:t xml:space="preserve">how many vehicles are on the road;</w:t>
+        <w:t>how many vehicles are on the road;</w:t>
       </w:r>
     </w:p>
     <w:p>
@@ -239,11 +258,11 @@
         <w:pStyle w:val="Compact"/>
         <w:numPr>
           <w:ilvl w:val="0"/>
-          <w:numId w:val="1001"/>
+          <w:numId w:val="2"/>
         </w:numPr>
       </w:pPr>
       <w:r>
-        <w:t xml:space="preserve">what kinds of vehicles they are;</w:t>
+        <w:t>what kinds of vehicles they are;</w:t>
       </w:r>
     </w:p>
     <w:p>
@@ -251,11 +270,11 @@
         <w:pStyle w:val="Compact"/>
         <w:numPr>
           <w:ilvl w:val="0"/>
-          <w:numId w:val="1001"/>
+          <w:numId w:val="2"/>
         </w:numPr>
       </w:pPr>
       <w:r>
-        <w:t xml:space="preserve">how quickly older vehicles are replaced; and</w:t>
+        <w:t>how quickly older vehicles are replaced; and</w:t>
       </w:r>
     </w:p>
     <w:p>
@@ -263,11 +282,11 @@
         <w:pStyle w:val="Compact"/>
         <w:numPr>
           <w:ilvl w:val="0"/>
-          <w:numId w:val="1001"/>
+          <w:numId w:val="2"/>
         </w:numPr>
       </w:pPr>
       <w:r>
-        <w:t xml:space="preserve">what fuels and technologies new vehicles use.</w:t>
+        <w:t>what fuels and technologies new vehicles use.</w:t>
       </w:r>
     </w:p>
     <w:p>
@@ -275,7 +294,7 @@
         <w:pStyle w:val="FirstParagraph"/>
       </w:pPr>
       <w:r>
-        <w:t xml:space="preserve">The workflow begins outside LEAP. This is not just a data-preparation step. A significant part of the road model is prepared before LEAP because stock, sales, retirements, and energy need to stay internally consistent.</w:t>
+        <w:t>The workflow begins outside LEAP. This is not just a data-preparation step. A significant part of the road model is prepared before LEAP because stock, sales, retirements, and energy need to stay internally consistent.</w:t>
       </w:r>
     </w:p>
     <w:p>
@@ -283,7 +302,7 @@
         <w:pStyle w:val="BodyText"/>
       </w:pPr>
       <w:r>
-        <w:t xml:space="preserve">Inputs are first prepared in a browser-based interface. The interface gives users one place to review, update, test, and document the main assumptions that describe the road transport system. These inputs fall into three broad groups.</w:t>
+        <w:t>Inputs are first prepared in a browser-based interface. The interface gives users one place to review, update, test, and document the main assumptions that describe the road transport system. These inputs fall into three broad groups.</w:t>
       </w:r>
     </w:p>
     <w:p>
@@ -291,7 +310,8 @@
         <w:pStyle w:val="BodyText"/>
       </w:pPr>
       <w:r>
-        <w:t xml:space="preserve">First, the interface is used to update base-year evidence. This includes estimates of vehicle stock, mileage, and fuel economy. It also includes reconciliation settings such as weights, bounds, and adjustment rules, which help align the detailed vehicle data with the ESTO energy balances in the base year.</w:t>
+        <w:lastRenderedPageBreak/>
+        <w:t>First, the interface is used to update base-year evidence. This includes estimates of vehicle stock, mileage, and fuel economy. It also includes reconciliation settings such as weights, bounds, and adjustment rules, which help align the detailed vehicle data with the ESTO energy balances in the base year.</w:t>
       </w:r>
     </w:p>
     <w:p>
@@ -299,7 +319,10 @@
         <w:pStyle w:val="BodyText"/>
       </w:pPr>
       <w:r>
-        <w:t xml:space="preserve">Second, the interface is used to prepare structural projection assumptions that are not intended to be edited directly in LEAP. These include the overall road stock and sales trajectory, projected vehicle-type shares such as cars, motorcycles, buses, and trucks, survival and vintage profile assumptions, freight stock-growth assumptions, and PHEV utilisation shares. These assumptions are important because they affect the stock-flow pathway itself. Changing them can affect sales, retirements, stock, and energy at the same time, so they are better prepared through the pre-LEAP workflow.</w:t>
+        <w:t>Second, the interface is used to prepare structural projection assumptions that are not intended to be edited directly in LEAP. These include the overall road stock and sales trajectory, projected vehicle-type shares such as cars, motorcycles, buses, and trucks, survival and vintage profile assumptions, freight stock-growth assumptions, and PHEV utilisation shares. These assumptions are important because they affect the stock-flow pathway itself. Changing them can affect sales, retirements, stock, and energ</w:t>
+      </w:r>
+      <w:r>
+        <w:t>y at the same time, so they are better prepared through the pre-LEAP workflow.</w:t>
       </w:r>
     </w:p>
     <w:p>
@@ -307,7 +330,7 @@
         <w:pStyle w:val="BodyText"/>
       </w:pPr>
       <w:r>
-        <w:t xml:space="preserve">Third, the interface can be used to pre-set and test variables that may later be adjusted in LEAP. These include technology sales shares, mileage adjustment factors, fuel economy adjustment factors, fuel or device shares, and some scrappage settings. This means users can work in one place if they prefer: they can update base-year evidence, test projection assumptions, inspect the implied stock and energy outcomes, and then export a LEAP-ready package.</w:t>
+        <w:t>Third, the interface can be used to pre-set and test variables that may later be adjusted in LEAP. These include technology sales shares, mileage adjustment factors, fuel economy adjustment factors, fuel or device shares, and some scrappage settings. This means users can work in one place if they prefer: they can update base-year evidence, test projection assumptions, inspect the implied stock and energy outcomes, and then export a LEAP-ready package.</w:t>
       </w:r>
     </w:p>
     <w:p>
@@ -315,7 +338,7 @@
         <w:pStyle w:val="BodyText"/>
       </w:pPr>
       <w:r>
-        <w:t xml:space="preserve">The Python workflow then converts these inputs into the structure that LEAP expects, creates import workbooks, and can run optional checks and simplified pre-LEAP simulations. These checks are not the official projection result, but they help users see whether their assumptions produce sensible stock, sales, retirement, and energy outcomes before the full LEAP model is run.</w:t>
+        <w:t>The Python workflow then converts these inputs into the structure that LEAP expects, creates import workbooks, and can run optional checks and simplified pre-LEAP simulations. These checks are not the official projection result, but they help users see whether their assumptions produce sensible stock, sales, retirement, and energy outcomes before the full LEAP model is run.</w:t>
       </w:r>
     </w:p>
     <w:p>
@@ -323,7 +346,7 @@
         <w:pStyle w:val="BodyText"/>
       </w:pPr>
       <w:r>
-        <w:t xml:space="preserve">LEAP remains the official projection platform. Once the road transport inputs have been prepared and imported, LEAP calculates the official road transport energy projections as part of the wider APERC energy system model. This matters because road transport does not sit by itself: its fuel demand affects electricity generation, refining, biofuels, hydrogen, oil product demand, imports, exports, and the overall energy balance.</w:t>
+        <w:t>LEAP remains the official projection platform. Once the road transport inputs have been prepared and imported, LEAP calculates the official road transport energy projections as part of the wider APERC energy system model. This matters because road transport does not sit by itself: its fuel demand affects electricity generation, refining, biofuels, hydrogen, oil product demand, imports, exports, and the overall energy balance.</w:t>
       </w:r>
     </w:p>
     <w:p>
@@ -331,16 +354,16 @@
         <w:pStyle w:val="BodyText"/>
       </w:pPr>
       <w:r>
-        <w:t xml:space="preserve">The Python workflow and dashboards should therefore be understood as support tools around LEAP. They help users prepare inputs, identify problems, compare assumptions, and understand model behaviour before and after running LEAP. They are especially useful because the road model is detailed and data-heavy, and because some stock-flow checks are easier to manage outside LEAP than inside it.</w:t>
-      </w:r>
-    </w:p>
-    <w:bookmarkStart w:id="15" w:name="what-is-prepared-before-leap"/>
+        <w:t>The Python workflow and dashboards should therefore be understood as support tools around LEAP. They help users prepare inputs, identify problems, compare assumptions, and understand model behaviour before and after running LEAP. They are especially useful because the road model is detailed and data-heavy, and because some stock-flow checks are easier to manage outside LEAP than inside it.</w:t>
+      </w:r>
+    </w:p>
     <w:p>
       <w:pPr>
         <w:pStyle w:val="Heading2"/>
       </w:pPr>
-      <w:r>
-        <w:t xml:space="preserve">What is prepared before LEAP?</w:t>
+      <w:bookmarkStart w:id="1" w:name="what-is-prepared-before-leap"/>
+      <w:r>
+        <w:t>What is prepared before LEAP?</w:t>
       </w:r>
     </w:p>
     <w:p>
@@ -348,7 +371,7 @@
         <w:pStyle w:val="FirstParagraph"/>
       </w:pPr>
       <w:r>
-        <w:t xml:space="preserve">Some assumptions are prepared through the browser interface and Python workflow before they are imported into LEAP. These are the assumptions that define the overall stock-flow pathway or the base-year calibration. They include:</w:t>
+        <w:t>Some assumptions are prepared through the browser interface and Python workflow before they are imported into LEAP. These are the assumptions that define the overall stock-flow pathway or the base-year calibration. They include:</w:t>
       </w:r>
     </w:p>
     <w:p>
@@ -356,11 +379,11 @@
         <w:pStyle w:val="Compact"/>
         <w:numPr>
           <w:ilvl w:val="0"/>
-          <w:numId w:val="1002"/>
+          <w:numId w:val="3"/>
         </w:numPr>
       </w:pPr>
       <w:r>
-        <w:t xml:space="preserve">the overall road stock and sales trajectory;</w:t>
+        <w:t>the overall road stock and sales trajectory;</w:t>
       </w:r>
     </w:p>
     <w:p>
@@ -368,11 +391,11 @@
         <w:pStyle w:val="Compact"/>
         <w:numPr>
           <w:ilvl w:val="0"/>
-          <w:numId w:val="1002"/>
+          <w:numId w:val="3"/>
         </w:numPr>
       </w:pPr>
       <w:r>
-        <w:t xml:space="preserve">projected vehicle-type shares, such as cars, motorcycles, buses, and trucks;</w:t>
+        <w:t>projected vehicle-type shares, such as cars, motorcycles, buses, and trucks;</w:t>
       </w:r>
     </w:p>
     <w:p>
@@ -380,11 +403,12 @@
         <w:pStyle w:val="Compact"/>
         <w:numPr>
           <w:ilvl w:val="0"/>
-          <w:numId w:val="1002"/>
+          <w:numId w:val="3"/>
         </w:numPr>
       </w:pPr>
       <w:r>
-        <w:t xml:space="preserve">survival and vintage profile assumptions;</w:t>
+        <w:lastRenderedPageBreak/>
+        <w:t>survival and vintage profile assumptions;</w:t>
       </w:r>
     </w:p>
     <w:p>
@@ -392,11 +416,11 @@
         <w:pStyle w:val="Compact"/>
         <w:numPr>
           <w:ilvl w:val="0"/>
-          <w:numId w:val="1002"/>
+          <w:numId w:val="3"/>
         </w:numPr>
       </w:pPr>
       <w:r>
-        <w:t xml:space="preserve">freight stock-growth and elasticity settings;</w:t>
+        <w:t>freight stock-growth and elasticity settings;</w:t>
       </w:r>
     </w:p>
     <w:p>
@@ -404,11 +428,11 @@
         <w:pStyle w:val="Compact"/>
         <w:numPr>
           <w:ilvl w:val="0"/>
-          <w:numId w:val="1002"/>
+          <w:numId w:val="3"/>
         </w:numPr>
       </w:pPr>
       <w:r>
-        <w:t xml:space="preserve">PHEV utilisation shares;</w:t>
+        <w:t>PHEV utilisation shares;</w:t>
       </w:r>
     </w:p>
     <w:p>
@@ -416,11 +440,11 @@
         <w:pStyle w:val="Compact"/>
         <w:numPr>
           <w:ilvl w:val="0"/>
-          <w:numId w:val="1002"/>
+          <w:numId w:val="3"/>
         </w:numPr>
       </w:pPr>
       <w:r>
-        <w:t xml:space="preserve">base-year stock, mileage, and fuel economy estimates;</w:t>
+        <w:t>base-year stock, mileage, and fuel economy estimates;</w:t>
       </w:r>
     </w:p>
     <w:p>
@@ -428,11 +452,11 @@
         <w:pStyle w:val="Compact"/>
         <w:numPr>
           <w:ilvl w:val="0"/>
-          <w:numId w:val="1002"/>
+          <w:numId w:val="3"/>
         </w:numPr>
       </w:pPr>
       <w:r>
-        <w:t xml:space="preserve">reconciliation weights, bounds, and adjustment settings.</w:t>
+        <w:t>reconciliation weights, bounds, and adjustment settings.</w:t>
       </w:r>
     </w:p>
     <w:p>
@@ -440,7 +464,7 @@
         <w:pStyle w:val="FirstParagraph"/>
       </w:pPr>
       <w:r>
-        <w:t xml:space="preserve">These assumptions are structural. For example, changing the share of cars, buses, or motorcycles is not just a simple split in LEAP: it can change total stock, total sales, retirements, and energy use. Similarly, survival and vintage profiles affect how quickly vehicles retire and how many new vehicles are needed to maintain the target stock pathway.</w:t>
+        <w:t>These assumptions are structural. For example, changing the share of cars, buses, or motorcycles is not just a simple split in LEAP: it can change total stock, total sales, retirements, and energy use. Similarly, survival and vintage profiles affect how quickly vehicles retire and how many new vehicles are needed to maintain the target stock pathway.</w:t>
       </w:r>
     </w:p>
     <w:p>
@@ -448,7 +472,7 @@
         <w:pStyle w:val="BodyText"/>
       </w:pPr>
       <w:r>
-        <w:t xml:space="preserve">PHEV utilisation is also better prepared before LEAP because the calculation needed to convert a utilisation assumption into a fuel split can be complicated. The final fuel or device shares may appear in LEAP, but the underlying utilisation assumption is easier to manage in the pre-LEAP workflow.</w:t>
+        <w:t>PHEV utilisation is also better prepared before LEAP because the calculation needed to convert a utilisation assumption into a fuel split can be complicated. The final fuel or device shares may appear in LEAP, but the underlying utilisation assumption is easier to manage in the pre-LEAP workflow.</w:t>
       </w:r>
     </w:p>
     <w:p>
@@ -456,17 +480,17 @@
         <w:pStyle w:val="BodyText"/>
       </w:pPr>
       <w:r>
-        <w:t xml:space="preserve">These inputs are pre-set using the best available evidence and expert judgment, but users can review and adjust them if needed. The model is designed so that users can start with the most important variables and then explore more detailed assumptions if they want to go further. The goal is to keep the model flexible and transparent without requiring users to adjust every assumption manually.</w:t>
-      </w:r>
-    </w:p>
-    <w:bookmarkEnd w:id="15"/>
-    <w:bookmarkStart w:id="16" w:name="what-can-be-adjusted-in-leap"/>
+        <w:t>These inputs are pre-set using the best available evidence and expert judgment, but users can review and adjust them if needed. The model is designed so that users can start with the most important variables and then explore more detailed assumptions if they want to go further. The goal is to keep the model flexible and transparent without requiring users to adjust every assumption manually.</w:t>
+      </w:r>
+    </w:p>
     <w:p>
       <w:pPr>
         <w:pStyle w:val="Heading2"/>
       </w:pPr>
-      <w:r>
-        <w:t xml:space="preserve">What can be adjusted in LEAP?</w:t>
+      <w:bookmarkStart w:id="2" w:name="what-can-be-adjusted-in-leap"/>
+      <w:bookmarkEnd w:id="1"/>
+      <w:r>
+        <w:t>What can be adjusted in LEAP?</w:t>
       </w:r>
     </w:p>
     <w:p>
@@ -474,7 +498,7 @@
         <w:pStyle w:val="FirstParagraph"/>
       </w:pPr>
       <w:r>
-        <w:t xml:space="preserve">Some road transport assumptions can be adjusted directly in LEAP because they affect energy use or technology choice without necessarily changing the overall stock-flow structure. These include:</w:t>
+        <w:t>Some road transport assumptions can be adjusted directly in LEAP because they affect energy use or technology choice without necessarily changing the overall stock-flow structure. These include:</w:t>
       </w:r>
     </w:p>
     <w:p>
@@ -482,11 +506,11 @@
         <w:pStyle w:val="Compact"/>
         <w:numPr>
           <w:ilvl w:val="0"/>
-          <w:numId w:val="1003"/>
+          <w:numId w:val="4"/>
         </w:numPr>
       </w:pPr>
       <w:r>
-        <w:t xml:space="preserve">mileage adjustment factors;</w:t>
+        <w:t>mileage adjustment factors;</w:t>
       </w:r>
     </w:p>
     <w:p>
@@ -494,11 +518,11 @@
         <w:pStyle w:val="Compact"/>
         <w:numPr>
           <w:ilvl w:val="0"/>
-          <w:numId w:val="1003"/>
+          <w:numId w:val="4"/>
         </w:numPr>
       </w:pPr>
       <w:r>
-        <w:t xml:space="preserve">fuel economy adjustment factors;</w:t>
+        <w:t>fuel economy adjustment factors;</w:t>
       </w:r>
     </w:p>
     <w:p>
@@ -506,11 +530,11 @@
         <w:pStyle w:val="Compact"/>
         <w:numPr>
           <w:ilvl w:val="0"/>
-          <w:numId w:val="1003"/>
+          <w:numId w:val="4"/>
         </w:numPr>
       </w:pPr>
       <w:r>
-        <w:t xml:space="preserve">technology sales shares, such as ICE, BEV, PHEV, and FCEV shares;</w:t>
+        <w:t>technology sales shares, such as ICE, BEV, PHEV, and FCEV shares;</w:t>
       </w:r>
     </w:p>
     <w:p>
@@ -518,11 +542,11 @@
         <w:pStyle w:val="Compact"/>
         <w:numPr>
           <w:ilvl w:val="0"/>
-          <w:numId w:val="1003"/>
+          <w:numId w:val="4"/>
         </w:numPr>
       </w:pPr>
       <w:r>
-        <w:t xml:space="preserve">fuel or device shares where the LEAP scenario requires them;</w:t>
+        <w:t>fuel or device shares where the LEAP scenario requires them;</w:t>
       </w:r>
     </w:p>
     <w:p>
@@ -530,11 +554,11 @@
         <w:pStyle w:val="Compact"/>
         <w:numPr>
           <w:ilvl w:val="0"/>
-          <w:numId w:val="1003"/>
+          <w:numId w:val="4"/>
         </w:numPr>
       </w:pPr>
       <w:r>
-        <w:t xml:space="preserve">scrappage or accelerated retirement settings, although these still need testing because they may interact with stock targets.</w:t>
+        <w:t>scrappage or accelerated retirement settings, although these still need testing because they may interact with stock targets.</w:t>
       </w:r>
     </w:p>
     <w:p>
@@ -542,7 +566,7 @@
         <w:pStyle w:val="FirstParagraph"/>
       </w:pPr>
       <w:r>
-        <w:t xml:space="preserve">These variables are useful for scenario testing because they let users explore technology uptake, efficiency improvement, fuel switching, and changes in vehicle use within LEAP.</w:t>
+        <w:t>These variables are useful for scenario testing because they let users explore technology uptake, efficiency improvement, fuel switching, and changes in vehicle use within LEAP.</w:t>
       </w:r>
     </w:p>
     <w:p>
@@ -550,7 +574,7 @@
         <w:pStyle w:val="BodyText"/>
       </w:pPr>
       <w:r>
-        <w:t xml:space="preserve">In practice, some of these same variables can also be pre-set and tested in the browser interface and Python workflow before they are imported into LEAP. This is useful when users want to check the effect of their assumptions in one place before running LEAP.</w:t>
+        <w:t>In practice, some of these same variables can also be pre-set and tested in the browser interface and Python workflow before they are imported into LEAP. This is useful when users want to check the effect of their assumptions in one place before running LEAP.</w:t>
       </w:r>
     </w:p>
     <w:p>
@@ -558,7 +582,7 @@
         <w:pStyle w:val="BodyText"/>
       </w:pPr>
       <w:r>
-        <w:t xml:space="preserve">The interface also supports saving progress and moving data into Excel when that is faster for manual review or editing.</w:t>
+        <w:t>The interface also supports saving progress and moving data into Excel when that is faster for manual review or editing.</w:t>
       </w:r>
     </w:p>
     <w:p>
@@ -566,7 +590,8 @@
         <w:pStyle w:val="BodyText"/>
       </w:pPr>
       <w:r>
-        <w:t xml:space="preserve">For road transport, the main principle is simple: LEAP is the official projection platform, but the road model is partly prepared before LEAP. Base-year evidence, reconciliation settings, and some projection assumptions are managed through the interface and Python workflow so that the stock-flow logic remains consistent. LEAP then uses those prepared inputs to calculate the official projection within the wider APERC model.</w:t>
+        <w:lastRenderedPageBreak/>
+        <w:t>For road transport, the main principle is simple: LEAP is the official projection platform, but the road model is partly prepared before LEAP. Base-year evidence, reconciliation settings, and some projection assumptions are managed through the interface and Python workflow so that the stock-flow logic remains consistent. LEAP then uses those prepared inputs to calculate the official projection within the wider APERC model.</w:t>
       </w:r>
     </w:p>
     <w:p>
@@ -574,7 +599,7 @@
         <w:pStyle w:val="BodyText"/>
       </w:pPr>
       <w:r>
-        <w:t xml:space="preserve">The model also needs to remain consistent with historical energy data. For the base year, road transport energy use should align with the ESTO energy balances. That means that even when detailed vehicle data are available, some calibration or reconciliation may still be needed. If the estimated number of vehicles, their mileage, and their fuel economy imply too much or too little fuel use, the model adjusts within reasonable bounds so that the base year remains consistent with observed energy totals.</w:t>
+        <w:t>The model also needs to remain consistent with historical energy data. For the base year, road transport energy use should align with the ESTO energy balances. That means that even when detailed vehicle data are available, some calibration or reconciliation may still be needed. If the estimated number of vehicles, their mileage, and their fuel economy imply too much or too little fuel use, the model adjusts within reasonable bounds so that the base year remains consistent with observed energy totals.</w:t>
       </w:r>
     </w:p>
     <w:p>
@@ -582,48 +607,32 @@
         <w:pStyle w:val="BodyText"/>
       </w:pPr>
       <w:r>
-        <w:t xml:space="preserve">In short, the road model acts as a bridge between transport assumptions and LEAP energy projections. The browser interface helps users update base-year data, set reconciliation rules, prepare structural projection assumptions, and test LEAP-adjustable variables. The Python workflow turns those assumptions into LEAP-ready inputs and quality checks. LEAP then produces the official energy projection within the wider APERC model. The goal is to keep a detailed road transport model while making it easier for users to understand, test, and explain.</w:t>
-      </w:r>
-    </w:p>
-    <w:bookmarkEnd w:id="16"/>
-    <w:bookmarkEnd w:id="17"/>
+        <w:t>In short, the road model acts as a bridge between transport assumptions and LEAP energy projections. The browser interface helps users update base-year data, set reconciliation rules, prepare structural projection assumptions, and test LEAP-adjustable variables. The Python workflow turns those assumptions into LEAP-ready inputs and quality checks. LEAP then produces the official energy projection within the wider APERC model. The goal is to keep a detailed road transport model while making it easier for use</w:t>
+      </w:r>
+      <w:r>
+        <w:t>rs to understand, test, and explain.</w:t>
+      </w:r>
+      <w:bookmarkEnd w:id="0"/>
+      <w:bookmarkEnd w:id="2"/>
+    </w:p>
     <w:sectPr>
       <w:footnotePr>
         <w:numRestart w:val="eachSect"/>
       </w:footnotePr>
+      <w:pgSz w:w="12240" w:h="15840"/>
+      <w:pgMar w:top="1440" w:right="1440" w:bottom="1440" w:left="1440" w:header="720" w:footer="720" w:gutter="0"/>
+      <w:cols w:space="720"/>
     </w:sectPr>
   </w:body>
 </w:document>
 </file>
 
-<file path=word/comments.xml><?xml version="1.0" encoding="utf-8"?>
-<w:comments xmlns:w="http://schemas.openxmlformats.org/wordprocessingml/2006/main" xmlns:m="http://schemas.openxmlformats.org/officeDocument/2006/math" xmlns:r="http://schemas.openxmlformats.org/officeDocument/2006/relationships" xmlns:o="urn:schemas-microsoft-com:office:office" xmlns:v="urn:schemas-microsoft-com:vml" xmlns:w10="urn:schemas-microsoft-com:office:word" xmlns:a="http://schemas.openxmlformats.org/drawingml/2006/main" xmlns:pic="http://schemas.openxmlformats.org/drawingml/2006/picture" xmlns:wp="http://schemas.openxmlformats.org/drawingml/2006/wordprocessingDrawing"/>
-</file>
-
-<file path=word/footnotes.xml><?xml version="1.0" encoding="utf-8"?>
-<w:footnotes xmlns:w="http://schemas.openxmlformats.org/wordprocessingml/2006/main" xmlns:m="http://schemas.openxmlformats.org/officeDocument/2006/math" xmlns:r="http://schemas.openxmlformats.org/officeDocument/2006/relationships" xmlns:o="urn:schemas-microsoft-com:office:office" xmlns:v="urn:schemas-microsoft-com:vml" xmlns:w10="urn:schemas-microsoft-com:office:word" xmlns:a="http://schemas.openxmlformats.org/drawingml/2006/main" xmlns:pic="http://schemas.openxmlformats.org/drawingml/2006/picture" xmlns:wp="http://schemas.openxmlformats.org/drawingml/2006/wordprocessingDrawing">
-  <w:footnote w:type="continuationSeparator" w:id="0">
-    <w:p>
-      <w:r>
-        <w:continuationSeparator/>
-      </w:r>
-    </w:p>
-  </w:footnote>
-  <w:footnote w:type="separator" w:id="-1">
-    <w:p>
-      <w:r>
-        <w:separator/>
-      </w:r>
-    </w:p>
-  </w:footnote>
-</w:footnotes>
-</file>
-
 <file path=word/numbering.xml><?xml version="1.0" encoding="utf-8"?>
-<w:numbering xmlns:w="http://schemas.openxmlformats.org/wordprocessingml/2006/main">
-  <w:abstractNum w:abstractNumId="990">
+<w:numbering xmlns:wpc="http://schemas.microsoft.com/office/word/2010/wordprocessingCanvas" xmlns:cx="http://schemas.microsoft.com/office/drawing/2014/chartex" xmlns:cx1="http://schemas.microsoft.com/office/drawing/2015/9/8/chartex" xmlns:cx2="http://schemas.microsoft.com/office/drawing/2015/10/21/chartex" xmlns:cx3="http://schemas.microsoft.com/office/drawing/2016/5/9/chartex" xmlns:cx4="http://schemas.microsoft.com/office/drawing/2016/5/10/chartex" xmlns:cx5="http://schemas.microsoft.com/office/drawing/2016/5/11/chartex" xmlns:cx6="http://schemas.microsoft.com/office/drawing/2016/5/12/chartex" xmlns:cx7="http://schemas.microsoft.com/office/drawing/2016/5/13/chartex" xmlns:cx8="http://schemas.microsoft.com/office/drawing/2016/5/14/chartex" xmlns:mc="http://schemas.openxmlformats.org/markup-compatibility/2006" xmlns:aink="http://schemas.microsoft.com/office/drawing/2016/ink" xmlns:am3d="http://schemas.microsoft.com/office/drawing/2017/model3d" xmlns:o="urn:schemas-microsoft-com:office:office" xmlns:oel="http://schemas.microsoft.com/office/2019/extlst" xmlns:r="http://schemas.openxmlformats.org/officeDocument/2006/relationships" xmlns:m="http://schemas.openxmlformats.org/officeDocument/2006/math" xmlns:v="urn:schemas-microsoft-com:vml" xmlns:wp14="http://schemas.microsoft.com/office/word/2010/wordprocessingDrawing" xmlns:wp="http://schemas.openxmlformats.org/drawingml/2006/wordprocessingDrawing" xmlns:w10="urn:schemas-microsoft-com:office:word" xmlns:w="http://schemas.openxmlformats.org/wordprocessingml/2006/main" xmlns:w14="http://schemas.microsoft.com/office/word/2010/wordml" xmlns:w15="http://schemas.microsoft.com/office/word/2012/wordml" xmlns:w16cex="http://schemas.microsoft.com/office/word/2018/wordml/cex" xmlns:w16cid="http://schemas.microsoft.com/office/word/2016/wordml/cid" xmlns:w16="http://schemas.microsoft.com/office/word/2018/wordml" xmlns:w16du="http://schemas.microsoft.com/office/word/2023/wordml/word16du" xmlns:w16sdtdh="http://schemas.microsoft.com/office/word/2020/wordml/sdtdatahash" xmlns:w16sdtfl="http://schemas.microsoft.com/office/word/2024/wordml/sdtformatlock" xmlns:w16se="http://schemas.microsoft.com/office/word/2015/wordml/symex" xmlns:wpg="http://schemas.microsoft.com/office/word/2010/wordprocessingGroup" xmlns:wpi="http://schemas.microsoft.com/office/word/2010/wordprocessingInk" xmlns:wne="http://schemas.microsoft.com/office/word/2006/wordml" xmlns:wps="http://schemas.microsoft.com/office/word/2010/wordprocessingShape" mc:Ignorable="w14 w15 w16se w16cid w16 w16cex w16sdtdh w16sdtfl w16du wp14">
+  <w:abstractNum w:abstractNumId="0" w15:restartNumberingAfterBreak="0">
     <w:nsid w:val="0000A990"/>
     <w:multiLevelType w:val="multilevel"/>
+    <w:tmpl w:val="26DC10CE"/>
     <w:lvl w:ilvl="0">
       <w:numFmt w:val="bullet"/>
       <w:lvlText w:val=" "/>
@@ -697,9 +706,10 @@
       </w:pPr>
     </w:lvl>
   </w:abstractNum>
-  <w:abstractNum w:abstractNumId="991">
+  <w:abstractNum w:abstractNumId="1" w15:restartNumberingAfterBreak="0">
     <w:nsid w:val="0000A991"/>
     <w:multiLevelType w:val="multilevel"/>
+    <w:tmpl w:val="6F663984"/>
     <w:lvl w:ilvl="0">
       <w:numFmt w:val="bullet"/>
       <w:lvlText w:val=""/>
@@ -800,30 +810,30 @@
       </w:rPr>
     </w:lvl>
   </w:abstractNum>
-  <w:num w:numId="1000">
-    <w:abstractNumId w:val="990"/>
+  <w:num w:numId="1" w16cid:durableId="1035696896">
+    <w:abstractNumId w:val="0"/>
   </w:num>
-  <w:num w:numId="1001">
-    <w:abstractNumId w:val="991"/>
+  <w:num w:numId="2" w16cid:durableId="1527674871">
+    <w:abstractNumId w:val="1"/>
   </w:num>
-  <w:num w:numId="1002">
-    <w:abstractNumId w:val="991"/>
+  <w:num w:numId="3" w16cid:durableId="1402629992">
+    <w:abstractNumId w:val="1"/>
   </w:num>
-  <w:num w:numId="1003">
-    <w:abstractNumId w:val="991"/>
+  <w:num w:numId="4" w16cid:durableId="654721555">
+    <w:abstractNumId w:val="1"/>
   </w:num>
 </w:numbering>
 </file>
 
 <file path=word/styles.xml><?xml version="1.0" encoding="utf-8"?>
-<w:styles xmlns:r="http://schemas.openxmlformats.org/officeDocument/2006/relationships" xmlns:w="http://schemas.openxmlformats.org/wordprocessingml/2006/main">
+<w:styles xmlns:mc="http://schemas.openxmlformats.org/markup-compatibility/2006" xmlns:r="http://schemas.openxmlformats.org/officeDocument/2006/relationships" xmlns:w="http://schemas.openxmlformats.org/wordprocessingml/2006/main" xmlns:w14="http://schemas.microsoft.com/office/word/2010/wordml" xmlns:w15="http://schemas.microsoft.com/office/word/2012/wordml" xmlns:w16cex="http://schemas.microsoft.com/office/word/2018/wordml/cex" xmlns:w16cid="http://schemas.microsoft.com/office/word/2016/wordml/cid" xmlns:w16="http://schemas.microsoft.com/office/word/2018/wordml" xmlns:w16du="http://schemas.microsoft.com/office/word/2023/wordml/word16du" xmlns:w16sdtdh="http://schemas.microsoft.com/office/word/2020/wordml/sdtdatahash" xmlns:w16sdtfl="http://schemas.microsoft.com/office/word/2024/wordml/sdtformatlock" xmlns:w16se="http://schemas.microsoft.com/office/word/2015/wordml/symex" mc:Ignorable="w14 w15 w16se w16cid w16 w16cex w16sdtdh w16sdtfl w16du">
   <w:docDefaults>
     <w:rPrDefault>
       <w:rPr>
-        <w:rFonts w:asciiTheme="minorHAnsi" w:cstheme="minorBidi" w:eastAsiaTheme="minorEastAsia" w:hAnsiTheme="minorHAnsi"/>
+        <w:rFonts w:asciiTheme="minorHAnsi" w:eastAsiaTheme="minorEastAsia" w:hAnsiTheme="minorHAnsi" w:cstheme="minorBidi"/>
         <w:sz w:val="24"/>
         <w:szCs w:val="24"/>
-        <w:lang w:bidi="ar-SA" w:eastAsia="zh-CN" w:val="en-US"/>
+        <w:lang w:val="en-US" w:eastAsia="zh-CN" w:bidi="ar-SA"/>
       </w:rPr>
     </w:rPrDefault>
     <w:pPrDefault>
@@ -832,168 +842,255 @@
       </w:pPr>
     </w:pPrDefault>
   </w:docDefaults>
-  <w:latentStyles w:count="276" w:defLockedState="0" w:defQFormat="0" w:defSemiHidden="0" w:defUIPriority="0" w:defUnhideWhenUsed="0"/>
-  <w:style w:default="1" w:styleId="Normal" w:type="paragraph">
+  <w:latentStyles w:defLockedState="0" w:defUIPriority="0" w:defSemiHidden="0" w:defUnhideWhenUsed="0" w:defQFormat="0" w:count="376">
+    <w:lsdException w:name="Normal Table" w:semiHidden="1" w:unhideWhenUsed="1"/>
+    <w:lsdException w:name="Table Simple 1" w:semiHidden="1" w:unhideWhenUsed="1"/>
+    <w:lsdException w:name="Table Simple 2" w:semiHidden="1" w:unhideWhenUsed="1"/>
+    <w:lsdException w:name="Table Simple 3" w:semiHidden="1" w:unhideWhenUsed="1"/>
+    <w:lsdException w:name="Table Classic 1" w:semiHidden="1" w:unhideWhenUsed="1"/>
+    <w:lsdException w:name="Table Classic 2" w:semiHidden="1" w:unhideWhenUsed="1"/>
+    <w:lsdException w:name="Table Classic 3" w:semiHidden="1" w:unhideWhenUsed="1"/>
+    <w:lsdException w:name="Table Classic 4" w:semiHidden="1" w:unhideWhenUsed="1"/>
+    <w:lsdException w:name="Table Colorful 1" w:semiHidden="1" w:unhideWhenUsed="1"/>
+    <w:lsdException w:name="Table Colorful 2" w:semiHidden="1" w:unhideWhenUsed="1"/>
+    <w:lsdException w:name="Table Colorful 3" w:semiHidden="1" w:unhideWhenUsed="1"/>
+    <w:lsdException w:name="Table Columns 1" w:semiHidden="1" w:unhideWhenUsed="1"/>
+    <w:lsdException w:name="Table Columns 2" w:semiHidden="1" w:unhideWhenUsed="1"/>
+    <w:lsdException w:name="Table Columns 3" w:semiHidden="1" w:unhideWhenUsed="1"/>
+    <w:lsdException w:name="Table Columns 4" w:semiHidden="1" w:unhideWhenUsed="1"/>
+    <w:lsdException w:name="Table Columns 5" w:semiHidden="1" w:unhideWhenUsed="1"/>
+    <w:lsdException w:name="Table Grid 1" w:semiHidden="1" w:unhideWhenUsed="1"/>
+    <w:lsdException w:name="Table Grid 2" w:semiHidden="1" w:unhideWhenUsed="1"/>
+    <w:lsdException w:name="Table Grid 3" w:semiHidden="1" w:unhideWhenUsed="1"/>
+    <w:lsdException w:name="Table Grid 4" w:semiHidden="1" w:unhideWhenUsed="1"/>
+    <w:lsdException w:name="Table Grid 5" w:semiHidden="1" w:unhideWhenUsed="1"/>
+    <w:lsdException w:name="Table Grid 6" w:semiHidden="1" w:unhideWhenUsed="1"/>
+    <w:lsdException w:name="Table Grid 7" w:semiHidden="1" w:unhideWhenUsed="1"/>
+    <w:lsdException w:name="Table Grid 8" w:semiHidden="1" w:unhideWhenUsed="1"/>
+    <w:lsdException w:name="Table List 1" w:semiHidden="1" w:unhideWhenUsed="1"/>
+    <w:lsdException w:name="Table List 2" w:semiHidden="1" w:unhideWhenUsed="1"/>
+    <w:lsdException w:name="Table List 3" w:semiHidden="1" w:unhideWhenUsed="1"/>
+    <w:lsdException w:name="Table List 4" w:semiHidden="1" w:unhideWhenUsed="1"/>
+    <w:lsdException w:name="Table List 5" w:semiHidden="1" w:unhideWhenUsed="1"/>
+    <w:lsdException w:name="Table List 6" w:semiHidden="1" w:unhideWhenUsed="1"/>
+    <w:lsdException w:name="Table List 7" w:semiHidden="1" w:unhideWhenUsed="1"/>
+    <w:lsdException w:name="Table List 8" w:semiHidden="1" w:unhideWhenUsed="1"/>
+    <w:lsdException w:name="Table 3D effects 1" w:semiHidden="1" w:unhideWhenUsed="1"/>
+    <w:lsdException w:name="Table 3D effects 2" w:semiHidden="1" w:unhideWhenUsed="1"/>
+    <w:lsdException w:name="Table 3D effects 3" w:semiHidden="1" w:unhideWhenUsed="1"/>
+    <w:lsdException w:name="Table Contemporary" w:semiHidden="1" w:unhideWhenUsed="1"/>
+    <w:lsdException w:name="Table Elegant" w:semiHidden="1" w:unhideWhenUsed="1"/>
+    <w:lsdException w:name="Table Professional" w:semiHidden="1" w:unhideWhenUsed="1"/>
+    <w:lsdException w:name="Table Subtle 1" w:semiHidden="1" w:unhideWhenUsed="1"/>
+    <w:lsdException w:name="Table Subtle 2" w:semiHidden="1" w:unhideWhenUsed="1"/>
+    <w:lsdException w:name="Table Web 1" w:semiHidden="1" w:unhideWhenUsed="1"/>
+    <w:lsdException w:name="Table Web 2" w:semiHidden="1" w:unhideWhenUsed="1"/>
+    <w:lsdException w:name="Table Web 3" w:semiHidden="1" w:unhideWhenUsed="1"/>
+    <w:lsdException w:name="Table Theme" w:semiHidden="1" w:unhideWhenUsed="1"/>
+    <w:lsdException w:name="Light Shading"/>
+    <w:lsdException w:name="Light List"/>
+    <w:lsdException w:name="Light Grid"/>
+    <w:lsdException w:name="Medium Shading 1"/>
+    <w:lsdException w:name="Medium Shading 2"/>
+    <w:lsdException w:name="Medium List 1"/>
+    <w:lsdException w:name="Medium List 2"/>
+    <w:lsdException w:name="Medium Grid 1"/>
+    <w:lsdException w:name="Medium Grid 2"/>
+    <w:lsdException w:name="Medium Grid 3"/>
+    <w:lsdException w:name="Dark List"/>
+    <w:lsdException w:name="Colorful Shading"/>
+    <w:lsdException w:name="Colorful List"/>
+    <w:lsdException w:name="Colorful Grid"/>
+    <w:lsdException w:name="Light Shading Accent 1"/>
+    <w:lsdException w:name="Light List Accent 1"/>
+    <w:lsdException w:name="Light Grid Accent 1"/>
+    <w:lsdException w:name="Medium Shading 1 Accent 1"/>
+    <w:lsdException w:name="Medium Shading 2 Accent 1"/>
+    <w:lsdException w:name="Medium List 1 Accent 1"/>
+    <w:lsdException w:name="Medium List 2 Accent 1"/>
+    <w:lsdException w:name="Medium Grid 1 Accent 1"/>
+    <w:lsdException w:name="Medium Grid 2 Accent 1"/>
+    <w:lsdException w:name="Medium Grid 3 Accent 1"/>
+    <w:lsdException w:name="Dark List Accent 1"/>
+    <w:lsdException w:name="Colorful Shading Accent 1"/>
+    <w:lsdException w:name="Colorful List Accent 1"/>
+    <w:lsdException w:name="Colorful Grid Accent 1"/>
+    <w:lsdException w:name="Light Shading Accent 2"/>
+    <w:lsdException w:name="Light List Accent 2"/>
+    <w:lsdException w:name="Light Grid Accent 2"/>
+    <w:lsdException w:name="Medium Shading 1 Accent 2"/>
+    <w:lsdException w:name="Medium Shading 2 Accent 2"/>
+    <w:lsdException w:name="Medium List 1 Accent 2"/>
+    <w:lsdException w:name="Medium List 2 Accent 2"/>
+    <w:lsdException w:name="Medium Grid 1 Accent 2"/>
+    <w:lsdException w:name="Medium Grid 2 Accent 2"/>
+    <w:lsdException w:name="Medium Grid 3 Accent 2"/>
+    <w:lsdException w:name="Dark List Accent 2"/>
+    <w:lsdException w:name="Colorful Shading Accent 2"/>
+    <w:lsdException w:name="Colorful List Accent 2"/>
+    <w:lsdException w:name="Colorful Grid Accent 2"/>
+    <w:lsdException w:name="Light Shading Accent 3"/>
+    <w:lsdException w:name="Light List Accent 3"/>
+    <w:lsdException w:name="Light Grid Accent 3"/>
+    <w:lsdException w:name="Medium Shading 1 Accent 3"/>
+    <w:lsdException w:name="Medium Shading 2 Accent 3"/>
+    <w:lsdException w:name="Medium List 1 Accent 3"/>
+    <w:lsdException w:name="Medium List 2 Accent 3"/>
+    <w:lsdException w:name="Medium Grid 1 Accent 3"/>
+    <w:lsdException w:name="Medium Grid 2 Accent 3"/>
+    <w:lsdException w:name="Medium Grid 3 Accent 3"/>
+    <w:lsdException w:name="Dark List Accent 3"/>
+    <w:lsdException w:name="Colorful Shading Accent 3"/>
+    <w:lsdException w:name="Colorful List Accent 3"/>
+    <w:lsdException w:name="Colorful Grid Accent 3"/>
+    <w:lsdException w:name="Light Shading Accent 4"/>
+    <w:lsdException w:name="Light List Accent 4"/>
+    <w:lsdException w:name="Light Grid Accent 4"/>
+    <w:lsdException w:name="Medium Shading 1 Accent 4"/>
+    <w:lsdException w:name="Medium Shading 2 Accent 4"/>
+    <w:lsdException w:name="Medium List 1 Accent 4"/>
+    <w:lsdException w:name="Medium List 2 Accent 4"/>
+    <w:lsdException w:name="Medium Grid 1 Accent 4"/>
+    <w:lsdException w:name="Medium Grid 2 Accent 4"/>
+    <w:lsdException w:name="Medium Grid 3 Accent 4"/>
+    <w:lsdException w:name="Dark List Accent 4"/>
+    <w:lsdException w:name="Colorful Shading Accent 4"/>
+    <w:lsdException w:name="Colorful List Accent 4"/>
+    <w:lsdException w:name="Colorful Grid Accent 4"/>
+    <w:lsdException w:name="Light Shading Accent 5"/>
+    <w:lsdException w:name="Light List Accent 5"/>
+    <w:lsdException w:name="Light Grid Accent 5"/>
+    <w:lsdException w:name="Medium Shading 1 Accent 5"/>
+    <w:lsdException w:name="Medium Shading 2 Accent 5"/>
+    <w:lsdException w:name="Medium List 1 Accent 5"/>
+    <w:lsdException w:name="Medium List 2 Accent 5"/>
+    <w:lsdException w:name="Medium Grid 1 Accent 5"/>
+    <w:lsdException w:name="Medium Grid 2 Accent 5"/>
+    <w:lsdException w:name="Medium Grid 3 Accent 5"/>
+    <w:lsdException w:name="Dark List Accent 5"/>
+    <w:lsdException w:name="Colorful Shading Accent 5"/>
+    <w:lsdException w:name="Colorful List Accent 5"/>
+    <w:lsdException w:name="Colorful Grid Accent 5"/>
+    <w:lsdException w:name="Light Shading Accent 6"/>
+    <w:lsdException w:name="Light List Accent 6"/>
+    <w:lsdException w:name="Light Grid Accent 6"/>
+    <w:lsdException w:name="Medium Shading 1 Accent 6"/>
+    <w:lsdException w:name="Medium Shading 2 Accent 6"/>
+    <w:lsdException w:name="Medium List 1 Accent 6"/>
+    <w:lsdException w:name="Medium List 2 Accent 6"/>
+    <w:lsdException w:name="Medium Grid 1 Accent 6"/>
+    <w:lsdException w:name="Medium Grid 2 Accent 6"/>
+    <w:lsdException w:name="Medium Grid 3 Accent 6"/>
+    <w:lsdException w:name="Dark List Accent 6"/>
+    <w:lsdException w:name="Colorful Shading Accent 6"/>
+    <w:lsdException w:name="Colorful List Accent 6"/>
+    <w:lsdException w:name="Colorful Grid Accent 6"/>
+    <w:lsdException w:name="Grid Table 4" w:uiPriority="49"/>
+    <w:lsdException w:name="Grid Table 5 Dark" w:uiPriority="50"/>
+    <w:lsdException w:name="Grid Table 6 Colorful" w:uiPriority="51"/>
+    <w:lsdException w:name="Grid Table 7 Colorful" w:uiPriority="52"/>
+    <w:lsdException w:name="Grid Table 1 Light Accent 1" w:uiPriority="46"/>
+    <w:lsdException w:name="Grid Table 2 Accent 1" w:uiPriority="47"/>
+    <w:lsdException w:name="Grid Table 3 Accent 1" w:uiPriority="48"/>
+    <w:lsdException w:name="Grid Table 4 Accent 1" w:uiPriority="49"/>
+    <w:lsdException w:name="Grid Table 5 Dark Accent 1" w:uiPriority="50"/>
+    <w:lsdException w:name="Grid Table 6 Colorful Accent 1" w:uiPriority="51"/>
+    <w:lsdException w:name="Grid Table 7 Colorful Accent 1" w:uiPriority="52"/>
+    <w:lsdException w:name="Grid Table 1 Light Accent 2" w:uiPriority="46"/>
+    <w:lsdException w:name="Grid Table 2 Accent 2" w:uiPriority="47"/>
+    <w:lsdException w:name="Grid Table 3 Accent 2" w:uiPriority="48"/>
+    <w:lsdException w:name="Grid Table 4 Accent 2" w:uiPriority="49"/>
+    <w:lsdException w:name="Grid Table 5 Dark Accent 2" w:uiPriority="50"/>
+    <w:lsdException w:name="Grid Table 6 Colorful Accent 2" w:uiPriority="51"/>
+    <w:lsdException w:name="Grid Table 7 Colorful Accent 2" w:uiPriority="52"/>
+    <w:lsdException w:name="Grid Table 1 Light Accent 3" w:uiPriority="46"/>
+    <w:lsdException w:name="Grid Table 2 Accent 3" w:uiPriority="47"/>
+    <w:lsdException w:name="Grid Table 3 Accent 3" w:uiPriority="48"/>
+    <w:lsdException w:name="Grid Table 4 Accent 3" w:uiPriority="49"/>
+    <w:lsdException w:name="Grid Table 5 Dark Accent 3" w:uiPriority="50"/>
+    <w:lsdException w:name="Grid Table 6 Colorful Accent 3" w:uiPriority="51"/>
+    <w:lsdException w:name="Grid Table 7 Colorful Accent 3" w:uiPriority="52"/>
+    <w:lsdException w:name="Grid Table 1 Light Accent 4" w:uiPriority="46"/>
+    <w:lsdException w:name="Grid Table 2 Accent 4" w:uiPriority="47"/>
+    <w:lsdException w:name="Grid Table 3 Accent 4" w:uiPriority="48"/>
+    <w:lsdException w:name="Grid Table 4 Accent 4" w:uiPriority="49"/>
+    <w:lsdException w:name="Grid Table 5 Dark Accent 4" w:uiPriority="50"/>
+    <w:lsdException w:name="Grid Table 6 Colorful Accent 4" w:uiPriority="51"/>
+    <w:lsdException w:name="Grid Table 7 Colorful Accent 4" w:uiPriority="52"/>
+    <w:lsdException w:name="Grid Table 1 Light Accent 5" w:uiPriority="46"/>
+    <w:lsdException w:name="Grid Table 2 Accent 5" w:uiPriority="47"/>
+    <w:lsdException w:name="Grid Table 3 Accent 5" w:uiPriority="48"/>
+    <w:lsdException w:name="Grid Table 4 Accent 5" w:uiPriority="49"/>
+    <w:lsdException w:name="Grid Table 5 Dark Accent 5" w:uiPriority="50"/>
+    <w:lsdException w:name="Grid Table 6 Colorful Accent 5" w:uiPriority="51"/>
+    <w:lsdException w:name="Grid Table 7 Colorful Accent 5" w:uiPriority="52"/>
+    <w:lsdException w:name="Grid Table 1 Light Accent 6" w:uiPriority="46"/>
+    <w:lsdException w:name="Grid Table 2 Accent 6" w:uiPriority="47"/>
+    <w:lsdException w:name="Grid Table 3 Accent 6" w:uiPriority="48"/>
+    <w:lsdException w:name="Grid Table 4 Accent 6" w:uiPriority="49"/>
+    <w:lsdException w:name="Grid Table 5 Dark Accent 6" w:uiPriority="50"/>
+    <w:lsdException w:name="Grid Table 6 Colorful Accent 6" w:uiPriority="51"/>
+    <w:lsdException w:name="Grid Table 7 Colorful Accent 6" w:uiPriority="52"/>
+    <w:lsdException w:name="List Table 1 Light" w:uiPriority="46"/>
+    <w:lsdException w:name="List Table 2" w:uiPriority="47"/>
+    <w:lsdException w:name="List Table 3" w:uiPriority="48"/>
+    <w:lsdException w:name="List Table 4" w:uiPriority="49"/>
+    <w:lsdException w:name="List Table 5 Dark" w:uiPriority="50"/>
+    <w:lsdException w:name="List Table 6 Colorful" w:uiPriority="51"/>
+    <w:lsdException w:name="List Table 7 Colorful" w:uiPriority="52"/>
+    <w:lsdException w:name="List Table 1 Light Accent 1" w:uiPriority="46"/>
+    <w:lsdException w:name="List Table 2 Accent 1" w:uiPriority="47"/>
+    <w:lsdException w:name="List Table 3 Accent 1" w:uiPriority="48"/>
+    <w:lsdException w:name="List Table 4 Accent 1" w:uiPriority="49"/>
+    <w:lsdException w:name="List Table 5 Dark Accent 1" w:uiPriority="50"/>
+    <w:lsdException w:name="List Table 6 Colorful Accent 1" w:uiPriority="51"/>
+    <w:lsdException w:name="List Table 7 Colorful Accent 1" w:uiPriority="52"/>
+    <w:lsdException w:name="List Table 1 Light Accent 2" w:uiPriority="46"/>
+    <w:lsdException w:name="List Table 2 Accent 2" w:uiPriority="47"/>
+    <w:lsdException w:name="List Table 3 Accent 2" w:uiPriority="48"/>
+    <w:lsdException w:name="List Table 4 Accent 2" w:uiPriority="49"/>
+    <w:lsdException w:name="List Table 5 Dark Accent 2" w:uiPriority="50"/>
+    <w:lsdException w:name="List Table 6 Colorful Accent 2" w:uiPriority="51"/>
+    <w:lsdException w:name="List Table 7 Colorful Accent 2" w:uiPriority="52"/>
+    <w:lsdException w:name="List Table 1 Light Accent 3" w:uiPriority="46"/>
+    <w:lsdException w:name="List Table 2 Accent 3" w:uiPriority="47"/>
+    <w:lsdException w:name="List Table 3 Accent 3" w:uiPriority="48"/>
+    <w:lsdException w:name="List Table 4 Accent 3" w:uiPriority="49"/>
+    <w:lsdException w:name="List Table 5 Dark Accent 3" w:uiPriority="50"/>
+    <w:lsdException w:name="List Table 6 Colorful Accent 3" w:uiPriority="51"/>
+    <w:lsdException w:name="List Table 7 Colorful Accent 3" w:uiPriority="52"/>
+    <w:lsdException w:name="List Table 1 Light Accent 4" w:uiPriority="46"/>
+    <w:lsdException w:name="List Table 2 Accent 4" w:uiPriority="47"/>
+    <w:lsdException w:name="List Table 3 Accent 4" w:uiPriority="48"/>
+    <w:lsdException w:name="List Table 4 Accent 4" w:uiPriority="49"/>
+    <w:lsdException w:name="List Table 5 Dark Accent 4" w:uiPriority="50"/>
+    <w:lsdException w:name="List Table 6 Colorful Accent 4" w:uiPriority="51"/>
+    <w:lsdException w:name="List Table 7 Colorful Accent 4" w:uiPriority="52"/>
+    <w:lsdException w:name="List Table 1 Light Accent 5" w:uiPriority="46"/>
+    <w:lsdException w:name="List Table 2 Accent 5" w:uiPriority="47"/>
+    <w:lsdException w:name="List Table 3 Accent 5" w:uiPriority="48"/>
+    <w:lsdException w:name="List Table 4 Accent 5" w:uiPriority="49"/>
+    <w:lsdException w:name="List Table 5 Dark Accent 5" w:uiPriority="50"/>
+    <w:lsdException w:name="List Table 6 Colorful Accent 5" w:uiPriority="51"/>
+    <w:lsdException w:name="List Table 7 Colorful Accent 5" w:uiPriority="52"/>
+    <w:lsdException w:name="List Table 1 Light Accent 6" w:uiPriority="46"/>
+    <w:lsdException w:name="List Table 2 Accent 6" w:uiPriority="47"/>
+    <w:lsdException w:name="List Table 3 Accent 6" w:uiPriority="48"/>
+    <w:lsdException w:name="List Table 4 Accent 6" w:uiPriority="49"/>
+    <w:lsdException w:name="List Table 5 Dark Accent 6" w:uiPriority="50"/>
+    <w:lsdException w:name="List Table 6 Colorful Accent 6" w:uiPriority="51"/>
+    <w:lsdException w:name="List Table 7 Colorful Accent 6" w:uiPriority="52"/>
+    <w:lsdException w:name="Mention" w:semiHidden="1" w:uiPriority="99" w:unhideWhenUsed="1"/>
+    <w:lsdException w:name="Smart Hyperlink" w:semiHidden="1" w:uiPriority="99" w:unhideWhenUsed="1"/>
+    <w:lsdException w:name="Hashtag" w:semiHidden="1" w:uiPriority="99" w:unhideWhenUsed="1"/>
+    <w:lsdException w:name="Unresolved Mention" w:semiHidden="1" w:uiPriority="99" w:unhideWhenUsed="1"/>
+    <w:lsdException w:name="Smart Link" w:semiHidden="1" w:uiPriority="99" w:unhideWhenUsed="1"/>
+  </w:latentStyles>
+  <w:style w:type="paragraph" w:default="1" w:styleId="Normal">
     <w:name w:val="Normal"/>
     <w:qFormat/>
   </w:style>
-  <w:style w:styleId="BodyText" w:type="paragraph">
-    <w:name w:val="Body Text"/>
-    <w:basedOn w:val="Normal"/>
-    <w:link w:val="BodyTextChar"/>
-    <w:qFormat/>
-    <w:pPr>
-      <w:spacing w:after="180" w:before="180"/>
-    </w:pPr>
-  </w:style>
-  <w:style w:customStyle="1" w:styleId="FirstParagraph" w:type="paragraph">
-    <w:name w:val="First Paragraph"/>
-    <w:basedOn w:val="BodyText"/>
-    <w:next w:val="BodyText"/>
-    <w:qFormat/>
-  </w:style>
-  <w:style w:customStyle="1" w:styleId="Compact" w:type="paragraph">
-    <w:name w:val="Compact"/>
-    <w:basedOn w:val="BodyText"/>
-    <w:qFormat/>
-    <w:pPr>
-      <w:spacing w:after="36" w:before="36"/>
-    </w:pPr>
-  </w:style>
-  <w:style w:styleId="Title" w:type="paragraph">
-    <w:name w:val="Title"/>
-    <w:basedOn w:val="Normal"/>
-    <w:next w:val="BodyText"/>
-    <w:link w:val="TitleChar"/>
-    <w:uiPriority w:val="10"/>
-    <w:qFormat/>
-    <w:rsid w:val="00A10FD9"/>
-    <w:pPr>
-      <w:spacing w:after="80" w:line="240" w:lineRule="auto"/>
-      <w:contextualSpacing/>
-      <w:jc w:val="center"/>
-    </w:pPr>
-    <w:rPr>
-      <w:rFonts w:asciiTheme="majorHAnsi" w:cstheme="majorBidi" w:eastAsiaTheme="majorEastAsia" w:hAnsiTheme="majorHAnsi"/>
-      <w:sz w:val="56"/>
-      <w:szCs w:val="56"/>
-    </w:rPr>
-  </w:style>
-  <w:style w:customStyle="1" w:styleId="TitleChar" w:type="character">
-    <w:name w:val="Title Char"/>
-    <w:basedOn w:val="DefaultParagraphFont"/>
-    <w:link w:val="Title"/>
-    <w:uiPriority w:val="10"/>
-    <w:rsid w:val="00A10FD9"/>
-    <w:rPr>
-      <w:rFonts w:asciiTheme="majorHAnsi" w:cstheme="majorBidi" w:eastAsiaTheme="majorEastAsia" w:hAnsiTheme="majorHAnsi"/>
-      <w:sz w:val="56"/>
-      <w:szCs w:val="56"/>
-    </w:rPr>
-  </w:style>
-  <w:style w:styleId="Subtitle" w:type="paragraph">
-    <w:name w:val="Subtitle"/>
-    <w:basedOn w:val="Title"/>
-    <w:next w:val="BodyText"/>
-    <w:link w:val="SubtitleChar"/>
-    <w:uiPriority w:val="11"/>
-    <w:qFormat/>
-    <w:rsid w:val="00A10FD9"/>
-    <w:pPr>
-      <w:numPr>
-        <w:ilvl w:val="1"/>
-      </w:numPr>
-    </w:pPr>
-    <w:rPr>
-      <w:rFonts w:cstheme="majorBidi" w:eastAsiaTheme="majorEastAsia"/>
-      <w:spacing w:val="15"/>
-      <w:sz w:val="28"/>
-      <w:szCs w:val="28"/>
-    </w:rPr>
-  </w:style>
-  <w:style w:customStyle="1" w:styleId="SubtitleChar" w:type="character">
-    <w:name w:val="Subtitle Char"/>
-    <w:basedOn w:val="DefaultParagraphFont"/>
-    <w:link w:val="Subtitle"/>
-    <w:uiPriority w:val="11"/>
-    <w:rsid w:val="00A10FD9"/>
-    <w:rPr>
-      <w:rFonts w:cstheme="majorBidi" w:eastAsiaTheme="majorEastAsia"/>
-      <w:color w:themeColor="text1" w:themeTint="A6" w:val="595959"/>
-      <w:spacing w:val="15"/>
-      <w:sz w:val="28"/>
-      <w:szCs w:val="28"/>
-    </w:rPr>
-  </w:style>
-  <w:style w:customStyle="1" w:styleId="Author" w:type="paragraph">
-    <w:name w:val="Author"/>
-    <w:basedOn w:val="Title"/>
-    <w:next w:val="BodyText"/>
-    <w:qFormat/>
-    <w:pPr>
-      <w:keepNext/>
-      <w:keepLines/>
-    </w:pPr>
-    <w:rPr>
-      <w:sz w:val="24"/>
-      <w:szCs w:val="24"/>
-    </w:rPr>
-  </w:style>
-  <w:style w:styleId="Date" w:type="paragraph">
-    <w:name w:val="Date"/>
-    <w:basedOn w:val="Title"/>
-    <w:next w:val="BodyText"/>
-    <w:qFormat/>
-    <w:pPr>
-      <w:keepNext/>
-      <w:keepLines/>
-    </w:pPr>
-    <w:rPr>
-      <w:sz w:val="24"/>
-      <w:szCs w:val="24"/>
-    </w:rPr>
-  </w:style>
-  <w:style w:customStyle="1" w:styleId="AbstractTitle" w:type="paragraph">
-    <w:name w:val="Abstract Title"/>
-    <w:basedOn w:val="Normal"/>
-    <w:next w:val="Abstract"/>
-    <w:qFormat/>
-    <w:pPr>
-      <w:keepNext/>
-      <w:keepLines/>
-      <w:spacing w:after="0" w:before="300"/>
-      <w:jc w:val="center"/>
-    </w:pPr>
-    <w:rPr>
-      <w:b/>
-      <w:sz w:val="20"/>
-      <w:szCs w:val="20"/>
-    </w:rPr>
-  </w:style>
-  <w:style w:customStyle="1" w:styleId="Abstract" w:type="paragraph">
-    <w:name w:val="Abstract"/>
-    <w:basedOn w:val="Normal"/>
-    <w:next w:val="BodyText"/>
-    <w:qFormat/>
-    <w:pPr>
-      <w:keepNext/>
-      <w:keepLines/>
-      <w:spacing w:after="300" w:before="100"/>
-    </w:pPr>
-    <w:rPr>
-      <w:sz w:val="20"/>
-      <w:szCs w:val="20"/>
-    </w:rPr>
-  </w:style>
-  <w:style w:styleId="Bibliography" w:type="paragraph">
-    <w:name w:val="Bibliography"/>
-    <w:basedOn w:val="Normal"/>
-    <w:next w:val="Bibliography"/>
-    <w:qFormat/>
-    <w:pPr/>
-    <w:rPr/>
-  </w:style>
-  <w:style w:styleId="Heading1" w:type="paragraph">
+  <w:style w:type="paragraph" w:styleId="Heading1">
     <w:name w:val="heading 1"/>
     <w:basedOn w:val="Normal"/>
     <w:next w:val="BodyText"/>
@@ -1004,17 +1101,17 @@
     <w:pPr>
       <w:keepNext/>
       <w:keepLines/>
-      <w:spacing w:after="80" w:before="360"/>
+      <w:spacing w:before="360" w:after="80"/>
       <w:outlineLvl w:val="0"/>
     </w:pPr>
     <w:rPr>
-      <w:rFonts w:asciiTheme="majorHAnsi" w:cstheme="majorBidi" w:eastAsiaTheme="majorEastAsia" w:hAnsiTheme="majorHAnsi"/>
-      <w:color w:themeColor="accent1" w:themeShade="BF" w:val="0F4761"/>
+      <w:rFonts w:asciiTheme="majorHAnsi" w:eastAsiaTheme="majorEastAsia" w:hAnsiTheme="majorHAnsi" w:cstheme="majorBidi"/>
+      <w:color w:val="0F4761" w:themeColor="accent1" w:themeShade="BF"/>
       <w:sz w:val="40"/>
       <w:szCs w:val="40"/>
     </w:rPr>
   </w:style>
-  <w:style w:styleId="Heading2" w:type="paragraph">
+  <w:style w:type="paragraph" w:styleId="Heading2">
     <w:name w:val="heading 2"/>
     <w:basedOn w:val="Normal"/>
     <w:next w:val="BodyText"/>
@@ -1027,17 +1124,17 @@
     <w:pPr>
       <w:keepNext/>
       <w:keepLines/>
-      <w:spacing w:after="80" w:before="160"/>
+      <w:spacing w:before="160" w:after="80"/>
       <w:outlineLvl w:val="1"/>
     </w:pPr>
     <w:rPr>
-      <w:rFonts w:asciiTheme="majorHAnsi" w:cstheme="majorBidi" w:eastAsiaTheme="majorEastAsia" w:hAnsiTheme="majorHAnsi"/>
-      <w:color w:themeColor="accent1" w:themeShade="BF" w:val="0F4761"/>
+      <w:rFonts w:asciiTheme="majorHAnsi" w:eastAsiaTheme="majorEastAsia" w:hAnsiTheme="majorHAnsi" w:cstheme="majorBidi"/>
+      <w:color w:val="0F4761" w:themeColor="accent1" w:themeShade="BF"/>
       <w:sz w:val="32"/>
       <w:szCs w:val="32"/>
     </w:rPr>
   </w:style>
-  <w:style w:styleId="Heading3" w:type="paragraph">
+  <w:style w:type="paragraph" w:styleId="Heading3">
     <w:name w:val="heading 3"/>
     <w:basedOn w:val="Normal"/>
     <w:next w:val="BodyText"/>
@@ -1050,17 +1147,17 @@
     <w:pPr>
       <w:keepNext/>
       <w:keepLines/>
-      <w:spacing w:after="80" w:before="160"/>
+      <w:spacing w:before="160" w:after="80"/>
       <w:outlineLvl w:val="2"/>
     </w:pPr>
     <w:rPr>
-      <w:rFonts w:cstheme="majorBidi" w:eastAsiaTheme="majorEastAsia"/>
-      <w:color w:themeColor="accent1" w:themeShade="BF" w:val="0F4761"/>
+      <w:rFonts w:eastAsiaTheme="majorEastAsia" w:cstheme="majorBidi"/>
+      <w:color w:val="0F4761" w:themeColor="accent1" w:themeShade="BF"/>
       <w:sz w:val="28"/>
       <w:szCs w:val="28"/>
     </w:rPr>
   </w:style>
-  <w:style w:styleId="Heading4" w:type="paragraph">
+  <w:style w:type="paragraph" w:styleId="Heading4">
     <w:name w:val="heading 4"/>
     <w:basedOn w:val="Normal"/>
     <w:next w:val="BodyText"/>
@@ -1073,17 +1170,17 @@
     <w:pPr>
       <w:keepNext/>
       <w:keepLines/>
-      <w:spacing w:after="40" w:before="80"/>
+      <w:spacing w:before="80" w:after="40"/>
       <w:outlineLvl w:val="3"/>
     </w:pPr>
     <w:rPr>
-      <w:rFonts w:cstheme="majorBidi" w:eastAsiaTheme="majorEastAsia"/>
+      <w:rFonts w:eastAsiaTheme="majorEastAsia" w:cstheme="majorBidi"/>
       <w:i/>
       <w:iCs/>
-      <w:color w:themeColor="accent1" w:themeShade="BF" w:val="0F4761"/>
-    </w:rPr>
-  </w:style>
-  <w:style w:styleId="Heading5" w:type="paragraph">
+      <w:color w:val="0F4761" w:themeColor="accent1" w:themeShade="BF"/>
+    </w:rPr>
+  </w:style>
+  <w:style w:type="paragraph" w:styleId="Heading5">
     <w:name w:val="heading 5"/>
     <w:basedOn w:val="Normal"/>
     <w:next w:val="BodyText"/>
@@ -1096,15 +1193,15 @@
     <w:pPr>
       <w:keepNext/>
       <w:keepLines/>
-      <w:spacing w:after="40" w:before="80"/>
+      <w:spacing w:before="80" w:after="40"/>
       <w:outlineLvl w:val="4"/>
     </w:pPr>
     <w:rPr>
-      <w:rFonts w:cstheme="majorBidi" w:eastAsiaTheme="majorEastAsia"/>
-      <w:color w:themeColor="accent1" w:themeShade="BF" w:val="0F4761"/>
-    </w:rPr>
-  </w:style>
-  <w:style w:styleId="Heading6" w:type="paragraph">
+      <w:rFonts w:eastAsiaTheme="majorEastAsia" w:cstheme="majorBidi"/>
+      <w:color w:val="0F4761" w:themeColor="accent1" w:themeShade="BF"/>
+    </w:rPr>
+  </w:style>
+  <w:style w:type="paragraph" w:styleId="Heading6">
     <w:name w:val="heading 6"/>
     <w:basedOn w:val="Normal"/>
     <w:next w:val="BodyText"/>
@@ -1117,17 +1214,17 @@
     <w:pPr>
       <w:keepNext/>
       <w:keepLines/>
-      <w:spacing w:after="0" w:before="40"/>
+      <w:spacing w:before="40" w:after="0"/>
       <w:outlineLvl w:val="5"/>
     </w:pPr>
     <w:rPr>
-      <w:rFonts w:cstheme="majorBidi" w:eastAsiaTheme="majorEastAsia"/>
+      <w:rFonts w:eastAsiaTheme="majorEastAsia" w:cstheme="majorBidi"/>
       <w:i/>
       <w:iCs/>
-      <w:color w:themeColor="text1" w:themeTint="A6" w:val="595959"/>
-    </w:rPr>
-  </w:style>
-  <w:style w:styleId="Heading7" w:type="paragraph">
+      <w:color w:val="595959" w:themeColor="text1" w:themeTint="A6"/>
+    </w:rPr>
+  </w:style>
+  <w:style w:type="paragraph" w:styleId="Heading7">
     <w:name w:val="heading 7"/>
     <w:basedOn w:val="Normal"/>
     <w:next w:val="BodyText"/>
@@ -1140,15 +1237,15 @@
     <w:pPr>
       <w:keepNext/>
       <w:keepLines/>
-      <w:spacing w:after="0" w:before="40"/>
+      <w:spacing w:before="40" w:after="0"/>
       <w:outlineLvl w:val="6"/>
     </w:pPr>
     <w:rPr>
-      <w:rFonts w:cstheme="majorBidi" w:eastAsiaTheme="majorEastAsia"/>
-      <w:color w:themeColor="text1" w:themeTint="A6" w:val="595959"/>
-    </w:rPr>
-  </w:style>
-  <w:style w:styleId="Heading8" w:type="paragraph">
+      <w:rFonts w:eastAsiaTheme="majorEastAsia" w:cstheme="majorBidi"/>
+      <w:color w:val="595959" w:themeColor="text1" w:themeTint="A6"/>
+    </w:rPr>
+  </w:style>
+  <w:style w:type="paragraph" w:styleId="Heading8">
     <w:name w:val="heading 8"/>
     <w:basedOn w:val="Normal"/>
     <w:next w:val="BodyText"/>
@@ -1165,13 +1262,13 @@
       <w:outlineLvl w:val="7"/>
     </w:pPr>
     <w:rPr>
-      <w:rFonts w:cstheme="majorBidi" w:eastAsiaTheme="majorEastAsia"/>
+      <w:rFonts w:eastAsiaTheme="majorEastAsia" w:cstheme="majorBidi"/>
       <w:i/>
       <w:iCs/>
-      <w:color w:themeColor="text1" w:themeTint="D8" w:val="272727"/>
-    </w:rPr>
-  </w:style>
-  <w:style w:styleId="Heading9" w:type="paragraph">
+      <w:color w:val="272727" w:themeColor="text1" w:themeTint="D8"/>
+    </w:rPr>
+  </w:style>
+  <w:style w:type="paragraph" w:styleId="Heading9">
     <w:name w:val="heading 9"/>
     <w:basedOn w:val="Normal"/>
     <w:next w:val="BodyText"/>
@@ -1188,24 +1285,202 @@
       <w:outlineLvl w:val="8"/>
     </w:pPr>
     <w:rPr>
-      <w:rFonts w:cstheme="majorBidi" w:eastAsiaTheme="majorEastAsia"/>
-      <w:color w:themeColor="text1" w:themeTint="D8" w:val="272727"/>
-    </w:rPr>
-  </w:style>
-  <w:style w:customStyle="1" w:styleId="Heading1Char" w:type="character">
+      <w:rFonts w:eastAsiaTheme="majorEastAsia" w:cstheme="majorBidi"/>
+      <w:color w:val="272727" w:themeColor="text1" w:themeTint="D8"/>
+    </w:rPr>
+  </w:style>
+  <w:style w:type="character" w:default="1" w:styleId="DefaultParagraphFont">
+    <w:name w:val="Default Paragraph Font"/>
+    <w:uiPriority w:val="1"/>
+    <w:semiHidden/>
+    <w:unhideWhenUsed/>
+  </w:style>
+  <w:style w:type="table" w:default="1" w:styleId="TableNormal">
+    <w:name w:val="Normal Table"/>
+    <w:uiPriority w:val="99"/>
+    <w:semiHidden/>
+    <w:unhideWhenUsed/>
+    <w:tblPr>
+      <w:tblInd w:w="0" w:type="dxa"/>
+      <w:tblCellMar>
+        <w:top w:w="0" w:type="dxa"/>
+        <w:left w:w="108" w:type="dxa"/>
+        <w:bottom w:w="0" w:type="dxa"/>
+        <w:right w:w="108" w:type="dxa"/>
+      </w:tblCellMar>
+    </w:tblPr>
+  </w:style>
+  <w:style w:type="numbering" w:default="1" w:styleId="NoList">
+    <w:name w:val="No List"/>
+    <w:uiPriority w:val="99"/>
+    <w:semiHidden/>
+    <w:unhideWhenUsed/>
+  </w:style>
+  <w:style w:type="paragraph" w:styleId="BodyText">
+    <w:name w:val="Body Text"/>
+    <w:basedOn w:val="Normal"/>
+    <w:qFormat/>
+    <w:pPr>
+      <w:spacing w:before="180" w:after="180"/>
+    </w:pPr>
+  </w:style>
+  <w:style w:type="paragraph" w:customStyle="1" w:styleId="FirstParagraph">
+    <w:name w:val="First Paragraph"/>
+    <w:basedOn w:val="BodyText"/>
+    <w:next w:val="BodyText"/>
+    <w:qFormat/>
+  </w:style>
+  <w:style w:type="paragraph" w:customStyle="1" w:styleId="Compact">
+    <w:name w:val="Compact"/>
+    <w:basedOn w:val="BodyText"/>
+    <w:qFormat/>
+    <w:pPr>
+      <w:spacing w:before="36" w:after="36"/>
+    </w:pPr>
+  </w:style>
+  <w:style w:type="paragraph" w:styleId="Title">
+    <w:name w:val="Title"/>
+    <w:basedOn w:val="Normal"/>
+    <w:next w:val="BodyText"/>
+    <w:link w:val="TitleChar"/>
+    <w:uiPriority w:val="10"/>
+    <w:qFormat/>
+    <w:rsid w:val="00A10FD9"/>
+    <w:pPr>
+      <w:spacing w:after="80"/>
+      <w:contextualSpacing/>
+      <w:jc w:val="center"/>
+    </w:pPr>
+    <w:rPr>
+      <w:rFonts w:asciiTheme="majorHAnsi" w:eastAsiaTheme="majorEastAsia" w:hAnsiTheme="majorHAnsi" w:cstheme="majorBidi"/>
+      <w:sz w:val="56"/>
+      <w:szCs w:val="56"/>
+    </w:rPr>
+  </w:style>
+  <w:style w:type="character" w:customStyle="1" w:styleId="TitleChar">
+    <w:name w:val="Title Char"/>
+    <w:basedOn w:val="DefaultParagraphFont"/>
+    <w:link w:val="Title"/>
+    <w:uiPriority w:val="10"/>
+    <w:rsid w:val="00A10FD9"/>
+    <w:rPr>
+      <w:rFonts w:asciiTheme="majorHAnsi" w:eastAsiaTheme="majorEastAsia" w:hAnsiTheme="majorHAnsi" w:cstheme="majorBidi"/>
+      <w:sz w:val="56"/>
+      <w:szCs w:val="56"/>
+    </w:rPr>
+  </w:style>
+  <w:style w:type="paragraph" w:styleId="Subtitle">
+    <w:name w:val="Subtitle"/>
+    <w:basedOn w:val="Title"/>
+    <w:next w:val="BodyText"/>
+    <w:link w:val="SubtitleChar"/>
+    <w:uiPriority w:val="11"/>
+    <w:qFormat/>
+    <w:rsid w:val="00A10FD9"/>
+    <w:pPr>
+      <w:numPr>
+        <w:ilvl w:val="1"/>
+      </w:numPr>
+    </w:pPr>
+    <w:rPr>
+      <w:spacing w:val="15"/>
+      <w:sz w:val="28"/>
+      <w:szCs w:val="28"/>
+    </w:rPr>
+  </w:style>
+  <w:style w:type="character" w:customStyle="1" w:styleId="SubtitleChar">
+    <w:name w:val="Subtitle Char"/>
+    <w:basedOn w:val="DefaultParagraphFont"/>
+    <w:link w:val="Subtitle"/>
+    <w:uiPriority w:val="11"/>
+    <w:rsid w:val="00A10FD9"/>
+    <w:rPr>
+      <w:rFonts w:eastAsiaTheme="majorEastAsia" w:cstheme="majorBidi"/>
+      <w:color w:val="595959" w:themeColor="text1" w:themeTint="A6"/>
+      <w:spacing w:val="15"/>
+      <w:sz w:val="28"/>
+      <w:szCs w:val="28"/>
+    </w:rPr>
+  </w:style>
+  <w:style w:type="paragraph" w:customStyle="1" w:styleId="Author">
+    <w:name w:val="Author"/>
+    <w:basedOn w:val="Title"/>
+    <w:next w:val="BodyText"/>
+    <w:qFormat/>
+    <w:pPr>
+      <w:keepNext/>
+      <w:keepLines/>
+    </w:pPr>
+    <w:rPr>
+      <w:sz w:val="24"/>
+      <w:szCs w:val="24"/>
+    </w:rPr>
+  </w:style>
+  <w:style w:type="paragraph" w:styleId="Date">
+    <w:name w:val="Date"/>
+    <w:basedOn w:val="Title"/>
+    <w:next w:val="BodyText"/>
+    <w:qFormat/>
+    <w:pPr>
+      <w:keepNext/>
+      <w:keepLines/>
+    </w:pPr>
+    <w:rPr>
+      <w:sz w:val="24"/>
+      <w:szCs w:val="24"/>
+    </w:rPr>
+  </w:style>
+  <w:style w:type="paragraph" w:customStyle="1" w:styleId="AbstractTitle">
+    <w:name w:val="Abstract Title"/>
+    <w:basedOn w:val="Normal"/>
+    <w:next w:val="Abstract"/>
+    <w:qFormat/>
+    <w:pPr>
+      <w:keepNext/>
+      <w:keepLines/>
+      <w:spacing w:before="300" w:after="0"/>
+      <w:jc w:val="center"/>
+    </w:pPr>
+    <w:rPr>
+      <w:b/>
+      <w:sz w:val="20"/>
+      <w:szCs w:val="20"/>
+    </w:rPr>
+  </w:style>
+  <w:style w:type="paragraph" w:customStyle="1" w:styleId="Abstract">
+    <w:name w:val="Abstract"/>
+    <w:basedOn w:val="Normal"/>
+    <w:next w:val="BodyText"/>
+    <w:qFormat/>
+    <w:pPr>
+      <w:keepNext/>
+      <w:keepLines/>
+      <w:spacing w:before="100" w:after="300"/>
+    </w:pPr>
+    <w:rPr>
+      <w:sz w:val="20"/>
+      <w:szCs w:val="20"/>
+    </w:rPr>
+  </w:style>
+  <w:style w:type="paragraph" w:styleId="Bibliography">
+    <w:name w:val="Bibliography"/>
+    <w:basedOn w:val="Normal"/>
+    <w:qFormat/>
+  </w:style>
+  <w:style w:type="character" w:customStyle="1" w:styleId="Heading1Char">
     <w:name w:val="Heading 1 Char"/>
     <w:basedOn w:val="DefaultParagraphFont"/>
     <w:link w:val="Heading1"/>
     <w:uiPriority w:val="9"/>
     <w:rsid w:val="00A10FD9"/>
     <w:rPr>
-      <w:rFonts w:asciiTheme="majorHAnsi" w:cstheme="majorBidi" w:eastAsiaTheme="majorEastAsia" w:hAnsiTheme="majorHAnsi"/>
-      <w:color w:themeColor="accent1" w:themeShade="BF" w:val="0F4761"/>
+      <w:rFonts w:asciiTheme="majorHAnsi" w:eastAsiaTheme="majorEastAsia" w:hAnsiTheme="majorHAnsi" w:cstheme="majorBidi"/>
+      <w:color w:val="0F4761" w:themeColor="accent1" w:themeShade="BF"/>
       <w:sz w:val="40"/>
       <w:szCs w:val="40"/>
     </w:rPr>
   </w:style>
-  <w:style w:customStyle="1" w:styleId="Heading2Char" w:type="character">
+  <w:style w:type="character" w:customStyle="1" w:styleId="Heading2Char">
     <w:name w:val="Heading 2 Char"/>
     <w:basedOn w:val="DefaultParagraphFont"/>
     <w:link w:val="Heading2"/>
@@ -1213,13 +1488,13 @@
     <w:semiHidden/>
     <w:rsid w:val="00A10FD9"/>
     <w:rPr>
-      <w:rFonts w:asciiTheme="majorHAnsi" w:cstheme="majorBidi" w:eastAsiaTheme="majorEastAsia" w:hAnsiTheme="majorHAnsi"/>
-      <w:color w:themeColor="accent1" w:themeShade="BF" w:val="0F4761"/>
+      <w:rFonts w:asciiTheme="majorHAnsi" w:eastAsiaTheme="majorEastAsia" w:hAnsiTheme="majorHAnsi" w:cstheme="majorBidi"/>
+      <w:color w:val="0F4761" w:themeColor="accent1" w:themeShade="BF"/>
       <w:sz w:val="32"/>
       <w:szCs w:val="32"/>
     </w:rPr>
   </w:style>
-  <w:style w:customStyle="1" w:styleId="Heading3Char" w:type="character">
+  <w:style w:type="character" w:customStyle="1" w:styleId="Heading3Char">
     <w:name w:val="Heading 3 Char"/>
     <w:basedOn w:val="DefaultParagraphFont"/>
     <w:link w:val="Heading3"/>
@@ -1227,13 +1502,13 @@
     <w:semiHidden/>
     <w:rsid w:val="00A10FD9"/>
     <w:rPr>
-      <w:rFonts w:cstheme="majorBidi" w:eastAsiaTheme="majorEastAsia"/>
-      <w:color w:themeColor="accent1" w:themeShade="BF" w:val="0F4761"/>
+      <w:rFonts w:eastAsiaTheme="majorEastAsia" w:cstheme="majorBidi"/>
+      <w:color w:val="0F4761" w:themeColor="accent1" w:themeShade="BF"/>
       <w:sz w:val="28"/>
       <w:szCs w:val="28"/>
     </w:rPr>
   </w:style>
-  <w:style w:customStyle="1" w:styleId="Heading4Char" w:type="character">
+  <w:style w:type="character" w:customStyle="1" w:styleId="Heading4Char">
     <w:name w:val="Heading 4 Char"/>
     <w:basedOn w:val="DefaultParagraphFont"/>
     <w:link w:val="Heading4"/>
@@ -1241,13 +1516,13 @@
     <w:semiHidden/>
     <w:rsid w:val="00A10FD9"/>
     <w:rPr>
-      <w:rFonts w:cstheme="majorBidi" w:eastAsiaTheme="majorEastAsia"/>
+      <w:rFonts w:eastAsiaTheme="majorEastAsia" w:cstheme="majorBidi"/>
       <w:i/>
       <w:iCs/>
-      <w:color w:themeColor="accent1" w:themeShade="BF" w:val="0F4761"/>
-    </w:rPr>
-  </w:style>
-  <w:style w:customStyle="1" w:styleId="Heading5Char" w:type="character">
+      <w:color w:val="0F4761" w:themeColor="accent1" w:themeShade="BF"/>
+    </w:rPr>
+  </w:style>
+  <w:style w:type="character" w:customStyle="1" w:styleId="Heading5Char">
     <w:name w:val="Heading 5 Char"/>
     <w:basedOn w:val="DefaultParagraphFont"/>
     <w:link w:val="Heading5"/>
@@ -1255,11 +1530,11 @@
     <w:semiHidden/>
     <w:rsid w:val="00A10FD9"/>
     <w:rPr>
-      <w:rFonts w:cstheme="majorBidi" w:eastAsiaTheme="majorEastAsia"/>
-      <w:color w:themeColor="accent1" w:themeShade="BF" w:val="0F4761"/>
-    </w:rPr>
-  </w:style>
-  <w:style w:customStyle="1" w:styleId="Heading6Char" w:type="character">
+      <w:rFonts w:eastAsiaTheme="majorEastAsia" w:cstheme="majorBidi"/>
+      <w:color w:val="0F4761" w:themeColor="accent1" w:themeShade="BF"/>
+    </w:rPr>
+  </w:style>
+  <w:style w:type="character" w:customStyle="1" w:styleId="Heading6Char">
     <w:name w:val="Heading 6 Char"/>
     <w:basedOn w:val="DefaultParagraphFont"/>
     <w:link w:val="Heading6"/>
@@ -1267,13 +1542,13 @@
     <w:semiHidden/>
     <w:rsid w:val="00A10FD9"/>
     <w:rPr>
-      <w:rFonts w:cstheme="majorBidi" w:eastAsiaTheme="majorEastAsia"/>
+      <w:rFonts w:eastAsiaTheme="majorEastAsia" w:cstheme="majorBidi"/>
       <w:i/>
       <w:iCs/>
-      <w:color w:themeColor="text1" w:themeTint="A6" w:val="595959"/>
-    </w:rPr>
-  </w:style>
-  <w:style w:customStyle="1" w:styleId="Heading7Char" w:type="character">
+      <w:color w:val="595959" w:themeColor="text1" w:themeTint="A6"/>
+    </w:rPr>
+  </w:style>
+  <w:style w:type="character" w:customStyle="1" w:styleId="Heading7Char">
     <w:name w:val="Heading 7 Char"/>
     <w:basedOn w:val="DefaultParagraphFont"/>
     <w:link w:val="Heading7"/>
@@ -1281,11 +1556,11 @@
     <w:semiHidden/>
     <w:rsid w:val="00A10FD9"/>
     <w:rPr>
-      <w:rFonts w:cstheme="majorBidi" w:eastAsiaTheme="majorEastAsia"/>
-      <w:color w:themeColor="text1" w:themeTint="A6" w:val="595959"/>
-    </w:rPr>
-  </w:style>
-  <w:style w:customStyle="1" w:styleId="Heading8Char" w:type="character">
+      <w:rFonts w:eastAsiaTheme="majorEastAsia" w:cstheme="majorBidi"/>
+      <w:color w:val="595959" w:themeColor="text1" w:themeTint="A6"/>
+    </w:rPr>
+  </w:style>
+  <w:style w:type="character" w:customStyle="1" w:styleId="Heading8Char">
     <w:name w:val="Heading 8 Char"/>
     <w:basedOn w:val="DefaultParagraphFont"/>
     <w:link w:val="Heading8"/>
@@ -1293,13 +1568,13 @@
     <w:semiHidden/>
     <w:rsid w:val="00A10FD9"/>
     <w:rPr>
-      <w:rFonts w:cstheme="majorBidi" w:eastAsiaTheme="majorEastAsia"/>
+      <w:rFonts w:eastAsiaTheme="majorEastAsia" w:cstheme="majorBidi"/>
       <w:i/>
       <w:iCs/>
-      <w:color w:themeColor="text1" w:themeTint="D8" w:val="272727"/>
-    </w:rPr>
-  </w:style>
-  <w:style w:customStyle="1" w:styleId="Heading9Char" w:type="character">
+      <w:color w:val="272727" w:themeColor="text1" w:themeTint="D8"/>
+    </w:rPr>
+  </w:style>
+  <w:style w:type="character" w:customStyle="1" w:styleId="Heading9Char">
     <w:name w:val="Heading 9 Char"/>
     <w:basedOn w:val="DefaultParagraphFont"/>
     <w:link w:val="Heading9"/>
@@ -1307,11 +1582,11 @@
     <w:semiHidden/>
     <w:rsid w:val="00A10FD9"/>
     <w:rPr>
-      <w:rFonts w:cstheme="majorBidi" w:eastAsiaTheme="majorEastAsia"/>
-      <w:color w:themeColor="text1" w:themeTint="D8" w:val="272727"/>
-    </w:rPr>
-  </w:style>
-  <w:style w:styleId="BlockText" w:type="paragraph">
+      <w:rFonts w:eastAsiaTheme="majorEastAsia" w:cstheme="majorBidi"/>
+      <w:color w:val="272727" w:themeColor="text1" w:themeTint="D8"/>
+    </w:rPr>
+  </w:style>
+  <w:style w:type="paragraph" w:styleId="BlockText">
     <w:name w:val="Block Text"/>
     <w:basedOn w:val="BodyText"/>
     <w:next w:val="BodyText"/>
@@ -1319,19 +1594,18 @@
     <w:unhideWhenUsed/>
     <w:qFormat/>
     <w:pPr>
-      <w:spacing w:after="100" w:before="100"/>
-      <w:ind w:firstLine="0" w:left="480" w:right="480"/>
+      <w:spacing w:before="100" w:after="100"/>
+      <w:ind w:left="480" w:right="480"/>
     </w:pPr>
   </w:style>
-  <w:style w:styleId="FootnoteText" w:type="paragraph">
-    <w:name w:val="Footnote Text"/>
+  <w:style w:type="paragraph" w:styleId="FootnoteText">
+    <w:name w:val="footnote text"/>
     <w:basedOn w:val="Normal"/>
-    <w:next w:val="FootnoteText"/>
     <w:uiPriority w:val="9"/>
     <w:unhideWhenUsed/>
     <w:qFormat/>
   </w:style>
-  <w:style w:styleId="FootnoteBlockText" w:type="paragraph">
+  <w:style w:type="paragraph" w:customStyle="1" w:styleId="FootnoteBlockText">
     <w:name w:val="Footnote Block Text"/>
     <w:basedOn w:val="FootnoteText"/>
     <w:next w:val="FootnoteText"/>
@@ -1339,40 +1613,35 @@
     <w:unhideWhenUsed/>
     <w:qFormat/>
     <w:pPr>
-      <w:spacing w:after="100" w:before="100"/>
-      <w:ind w:firstLine="0" w:left="480" w:right="480"/>
+      <w:spacing w:before="100" w:after="100"/>
+      <w:ind w:left="480" w:right="480"/>
     </w:pPr>
   </w:style>
-  <w:style w:default="1" w:styleId="DefaultParagraphFont" w:type="character">
-    <w:name w:val="Default Paragraph Font"/>
-    <w:semiHidden/>
-    <w:unhideWhenUsed/>
-  </w:style>
-  <w:style w:default="1" w:styleId="Table" w:type="table">
+  <w:style w:type="table" w:customStyle="1" w:styleId="Table">
     <w:name w:val="Table"/>
-    <w:basedOn w:val="TableNormal"/>
     <w:semiHidden/>
     <w:unhideWhenUsed/>
     <w:qFormat/>
     <w:tblPr>
-      <w:tblInd w:type="dxa" w:w="0"/>
+      <w:tblInd w:w="0" w:type="dxa"/>
       <w:tblCellMar>
-        <w:top w:type="dxa" w:w="0"/>
-        <w:left w:type="dxa" w:w="108"/>
-        <w:bottom w:type="dxa" w:w="0"/>
-        <w:right w:type="dxa" w:w="108"/>
+        <w:top w:w="0" w:type="dxa"/>
+        <w:left w:w="108" w:type="dxa"/>
+        <w:bottom w:w="0" w:type="dxa"/>
+        <w:right w:w="108" w:type="dxa"/>
       </w:tblCellMar>
     </w:tblPr>
     <w:tblStylePr w:type="firstRow">
+      <w:tblPr/>
       <w:tcPr>
         <w:tcBorders>
-          <w:bottom w:val="single"/>
+          <w:bottom w:val="single" w:sz="0" w:space="0" w:color="auto"/>
         </w:tcBorders>
         <w:vAlign w:val="bottom"/>
       </w:tcPr>
     </w:tblStylePr>
   </w:style>
-  <w:style w:customStyle="1" w:styleId="DefinitionTerm" w:type="paragraph">
+  <w:style w:type="paragraph" w:customStyle="1" w:styleId="DefinitionTerm">
     <w:name w:val="Definition Term"/>
     <w:basedOn w:val="Normal"/>
     <w:next w:val="Definition"/>
@@ -1385,75 +1654,76 @@
       <w:b/>
     </w:rPr>
   </w:style>
-  <w:style w:customStyle="1" w:styleId="Definition" w:type="paragraph">
+  <w:style w:type="paragraph" w:customStyle="1" w:styleId="Definition">
     <w:name w:val="Definition"/>
     <w:basedOn w:val="Normal"/>
   </w:style>
-  <w:style w:styleId="Caption" w:type="paragraph">
-    <w:name w:val="Caption"/>
+  <w:style w:type="paragraph" w:styleId="Caption">
+    <w:name w:val="caption"/>
     <w:basedOn w:val="Normal"/>
-    <w:link w:val="BodyTextChar"/>
+    <w:link w:val="CaptionChar"/>
     <w:pPr>
-      <w:spacing w:after="120" w:before="0"/>
+      <w:spacing w:after="120"/>
     </w:pPr>
     <w:rPr>
       <w:i/>
     </w:rPr>
   </w:style>
-  <w:style w:customStyle="1" w:styleId="TableCaption" w:type="paragraph">
+  <w:style w:type="paragraph" w:customStyle="1" w:styleId="TableCaption">
     <w:name w:val="Table Caption"/>
     <w:basedOn w:val="Caption"/>
     <w:pPr>
       <w:keepNext/>
     </w:pPr>
   </w:style>
-  <w:style w:customStyle="1" w:styleId="ImageCaption" w:type="paragraph">
+  <w:style w:type="paragraph" w:customStyle="1" w:styleId="ImageCaption">
     <w:name w:val="Image Caption"/>
     <w:basedOn w:val="Caption"/>
   </w:style>
-  <w:style w:customStyle="1" w:styleId="Figure" w:type="paragraph">
+  <w:style w:type="paragraph" w:customStyle="1" w:styleId="Figure">
     <w:name w:val="Figure"/>
     <w:basedOn w:val="Normal"/>
   </w:style>
-  <w:style w:customStyle="1" w:styleId="CaptionedFigure" w:type="paragraph">
+  <w:style w:type="paragraph" w:customStyle="1" w:styleId="CaptionedFigure">
     <w:name w:val="Captioned Figure"/>
     <w:basedOn w:val="Figure"/>
     <w:pPr>
       <w:keepNext/>
     </w:pPr>
   </w:style>
-  <w:style w:customStyle="1" w:styleId="BodyTextChar" w:type="character">
-    <w:name w:val="Body Text Char"/>
+  <w:style w:type="character" w:customStyle="1" w:styleId="CaptionChar">
+    <w:name w:val="Caption Char"/>
     <w:basedOn w:val="DefaultParagraphFont"/>
-    <w:link w:val="BodyText"/>
-  </w:style>
-  <w:style w:customStyle="1" w:styleId="VerbatimChar" w:type="character">
+    <w:link w:val="Caption"/>
+  </w:style>
+  <w:style w:type="character" w:customStyle="1" w:styleId="VerbatimChar">
     <w:name w:val="Verbatim Char"/>
-    <w:basedOn w:val="BodyTextChar"/>
-    <w:rPr>
-      <w:rFonts w:ascii="Consolas" w:hAnsi="Consolas"/>
-      <w:sz w:val="22"/>
-    </w:rPr>
-  </w:style>
-  <w:style w:customStyle="1" w:styleId="SectionNumber" w:type="character">
+    <w:basedOn w:val="CaptionChar"/>
+    <w:link w:val="SourceCode"/>
+    <w:rPr>
+      <w:rFonts w:ascii="Consolas" w:hAnsi="Consolas"/>
+      <w:sz w:val="22"/>
+    </w:rPr>
+  </w:style>
+  <w:style w:type="character" w:customStyle="1" w:styleId="SectionNumber">
     <w:name w:val="Section Number"/>
-    <w:basedOn w:val="BodyTextChar"/>
-  </w:style>
-  <w:style w:styleId="FootnoteReference" w:type="character">
-    <w:name w:val="Footnote Reference"/>
-    <w:basedOn w:val="BodyTextChar"/>
+    <w:basedOn w:val="CaptionChar"/>
+  </w:style>
+  <w:style w:type="character" w:styleId="FootnoteReference">
+    <w:name w:val="footnote reference"/>
+    <w:basedOn w:val="CaptionChar"/>
     <w:rPr>
       <w:vertAlign w:val="superscript"/>
     </w:rPr>
   </w:style>
-  <w:style w:styleId="Hyperlink" w:type="character">
+  <w:style w:type="character" w:styleId="Hyperlink">
     <w:name w:val="Hyperlink"/>
-    <w:basedOn w:val="BodyTextChar"/>
-    <w:rPr>
-      <w:color w:themeColor="accent1" w:val="4F81BD"/>
-    </w:rPr>
-  </w:style>
-  <w:style w:styleId="TOCHeading" w:type="paragraph">
+    <w:basedOn w:val="CaptionChar"/>
+    <w:rPr>
+      <w:color w:val="156082" w:themeColor="accent1"/>
+    </w:rPr>
+  </w:style>
+  <w:style w:type="paragraph" w:styleId="TOCHeading">
     <w:name w:val="TOC Heading"/>
     <w:basedOn w:val="Heading1"/>
     <w:next w:val="BodyText"/>
@@ -1464,246 +1734,305 @@
       <w:spacing w:before="240" w:line="259" w:lineRule="auto"/>
       <w:outlineLvl w:val="9"/>
     </w:pPr>
-    <w:rPr>
-      <w:rFonts w:asciiTheme="majorHAnsi" w:cstheme="majorBidi" w:eastAsiaTheme="majorEastAsia" w:hAnsiTheme="majorHAnsi"/>
-      <w:b w:val="0"/>
-      <w:bCs w:val="0"/>
-      <w:color w:themeColor="accent1" w:themeShade="BF" w:val="365F91"/>
-    </w:rPr>
   </w:style>
   <w:style w:type="paragraph" w:customStyle="1" w:styleId="SourceCode">
     <w:name w:val="Source Code"/>
     <w:basedOn w:val="Normal"/>
     <w:link w:val="VerbatimChar"/>
     <w:pPr>
-      <w:wordWrap w:val="off"/>
+      <w:wordWrap w:val="0"/>
     </w:pPr>
   </w:style>
   <w:style w:type="character" w:customStyle="1" w:styleId="KeywordTok">
     <w:name w:val="KeywordTok"/>
     <w:basedOn w:val="VerbatimChar"/>
     <w:rPr>
+      <w:rFonts w:ascii="Consolas" w:hAnsi="Consolas"/>
       <w:b/>
       <w:color w:val="007020"/>
+      <w:sz w:val="22"/>
     </w:rPr>
   </w:style>
   <w:style w:type="character" w:customStyle="1" w:styleId="DataTypeTok">
     <w:name w:val="DataTypeTok"/>
     <w:basedOn w:val="VerbatimChar"/>
     <w:rPr>
+      <w:rFonts w:ascii="Consolas" w:hAnsi="Consolas"/>
       <w:color w:val="902000"/>
+      <w:sz w:val="22"/>
     </w:rPr>
   </w:style>
   <w:style w:type="character" w:customStyle="1" w:styleId="DecValTok">
     <w:name w:val="DecValTok"/>
     <w:basedOn w:val="VerbatimChar"/>
     <w:rPr>
-      <w:color w:val="40a070"/>
+      <w:rFonts w:ascii="Consolas" w:hAnsi="Consolas"/>
+      <w:color w:val="40A070"/>
+      <w:sz w:val="22"/>
     </w:rPr>
   </w:style>
   <w:style w:type="character" w:customStyle="1" w:styleId="BaseNTok">
     <w:name w:val="BaseNTok"/>
     <w:basedOn w:val="VerbatimChar"/>
     <w:rPr>
-      <w:color w:val="40a070"/>
+      <w:rFonts w:ascii="Consolas" w:hAnsi="Consolas"/>
+      <w:color w:val="40A070"/>
+      <w:sz w:val="22"/>
     </w:rPr>
   </w:style>
   <w:style w:type="character" w:customStyle="1" w:styleId="FloatTok">
     <w:name w:val="FloatTok"/>
     <w:basedOn w:val="VerbatimChar"/>
     <w:rPr>
-      <w:color w:val="40a070"/>
+      <w:rFonts w:ascii="Consolas" w:hAnsi="Consolas"/>
+      <w:color w:val="40A070"/>
+      <w:sz w:val="22"/>
     </w:rPr>
   </w:style>
   <w:style w:type="character" w:customStyle="1" w:styleId="ConstantTok">
     <w:name w:val="ConstantTok"/>
     <w:basedOn w:val="VerbatimChar"/>
     <w:rPr>
+      <w:rFonts w:ascii="Consolas" w:hAnsi="Consolas"/>
       <w:color w:val="880000"/>
+      <w:sz w:val="22"/>
     </w:rPr>
   </w:style>
   <w:style w:type="character" w:customStyle="1" w:styleId="CharTok">
     <w:name w:val="CharTok"/>
     <w:basedOn w:val="VerbatimChar"/>
     <w:rPr>
-      <w:color w:val="4070a0"/>
+      <w:rFonts w:ascii="Consolas" w:hAnsi="Consolas"/>
+      <w:color w:val="4070A0"/>
+      <w:sz w:val="22"/>
     </w:rPr>
   </w:style>
   <w:style w:type="character" w:customStyle="1" w:styleId="SpecialCharTok">
     <w:name w:val="SpecialCharTok"/>
     <w:basedOn w:val="VerbatimChar"/>
     <w:rPr>
-      <w:color w:val="4070a0"/>
+      <w:rFonts w:ascii="Consolas" w:hAnsi="Consolas"/>
+      <w:color w:val="4070A0"/>
+      <w:sz w:val="22"/>
     </w:rPr>
   </w:style>
   <w:style w:type="character" w:customStyle="1" w:styleId="StringTok">
     <w:name w:val="StringTok"/>
     <w:basedOn w:val="VerbatimChar"/>
     <w:rPr>
-      <w:color w:val="4070a0"/>
+      <w:rFonts w:ascii="Consolas" w:hAnsi="Consolas"/>
+      <w:color w:val="4070A0"/>
+      <w:sz w:val="22"/>
     </w:rPr>
   </w:style>
   <w:style w:type="character" w:customStyle="1" w:styleId="VerbatimStringTok">
     <w:name w:val="VerbatimStringTok"/>
     <w:basedOn w:val="VerbatimChar"/>
     <w:rPr>
-      <w:color w:val="4070a0"/>
+      <w:rFonts w:ascii="Consolas" w:hAnsi="Consolas"/>
+      <w:color w:val="4070A0"/>
+      <w:sz w:val="22"/>
     </w:rPr>
   </w:style>
   <w:style w:type="character" w:customStyle="1" w:styleId="SpecialStringTok">
     <w:name w:val="SpecialStringTok"/>
     <w:basedOn w:val="VerbatimChar"/>
     <w:rPr>
-      <w:color w:val="bb6688"/>
+      <w:rFonts w:ascii="Consolas" w:hAnsi="Consolas"/>
+      <w:color w:val="BB6688"/>
+      <w:sz w:val="22"/>
     </w:rPr>
   </w:style>
   <w:style w:type="character" w:customStyle="1" w:styleId="ImportTok">
     <w:name w:val="ImportTok"/>
     <w:basedOn w:val="VerbatimChar"/>
     <w:rPr>
+      <w:rFonts w:ascii="Consolas" w:hAnsi="Consolas"/>
       <w:b/>
       <w:color w:val="008000"/>
+      <w:sz w:val="22"/>
     </w:rPr>
   </w:style>
   <w:style w:type="character" w:customStyle="1" w:styleId="CommentTok">
     <w:name w:val="CommentTok"/>
     <w:basedOn w:val="VerbatimChar"/>
     <w:rPr>
+      <w:rFonts w:ascii="Consolas" w:hAnsi="Consolas"/>
       <w:i/>
-      <w:color w:val="60a0b0"/>
+      <w:color w:val="60A0B0"/>
+      <w:sz w:val="22"/>
     </w:rPr>
   </w:style>
   <w:style w:type="character" w:customStyle="1" w:styleId="DocumentationTok">
     <w:name w:val="DocumentationTok"/>
     <w:basedOn w:val="VerbatimChar"/>
     <w:rPr>
+      <w:rFonts w:ascii="Consolas" w:hAnsi="Consolas"/>
       <w:i/>
-      <w:color w:val="ba2121"/>
+      <w:color w:val="BA2121"/>
+      <w:sz w:val="22"/>
     </w:rPr>
   </w:style>
   <w:style w:type="character" w:customStyle="1" w:styleId="AnnotationTok">
     <w:name w:val="AnnotationTok"/>
     <w:basedOn w:val="VerbatimChar"/>
     <w:rPr>
+      <w:rFonts w:ascii="Consolas" w:hAnsi="Consolas"/>
       <w:b/>
       <w:i/>
-      <w:color w:val="60a0b0"/>
+      <w:color w:val="60A0B0"/>
+      <w:sz w:val="22"/>
     </w:rPr>
   </w:style>
   <w:style w:type="character" w:customStyle="1" w:styleId="CommentVarTok">
     <w:name w:val="CommentVarTok"/>
     <w:basedOn w:val="VerbatimChar"/>
     <w:rPr>
+      <w:rFonts w:ascii="Consolas" w:hAnsi="Consolas"/>
       <w:b/>
       <w:i/>
-      <w:color w:val="60a0b0"/>
+      <w:color w:val="60A0B0"/>
+      <w:sz w:val="22"/>
     </w:rPr>
   </w:style>
   <w:style w:type="character" w:customStyle="1" w:styleId="OtherTok">
     <w:name w:val="OtherTok"/>
     <w:basedOn w:val="VerbatimChar"/>
     <w:rPr>
+      <w:rFonts w:ascii="Consolas" w:hAnsi="Consolas"/>
       <w:color w:val="007020"/>
+      <w:sz w:val="22"/>
     </w:rPr>
   </w:style>
   <w:style w:type="character" w:customStyle="1" w:styleId="FunctionTok">
     <w:name w:val="FunctionTok"/>
     <w:basedOn w:val="VerbatimChar"/>
     <w:rPr>
-      <w:color w:val="06287e"/>
+      <w:rFonts w:ascii="Consolas" w:hAnsi="Consolas"/>
+      <w:color w:val="06287E"/>
+      <w:sz w:val="22"/>
     </w:rPr>
   </w:style>
   <w:style w:type="character" w:customStyle="1" w:styleId="VariableTok">
     <w:name w:val="VariableTok"/>
     <w:basedOn w:val="VerbatimChar"/>
     <w:rPr>
-      <w:color w:val="19177c"/>
+      <w:rFonts w:ascii="Consolas" w:hAnsi="Consolas"/>
+      <w:color w:val="19177C"/>
+      <w:sz w:val="22"/>
     </w:rPr>
   </w:style>
   <w:style w:type="character" w:customStyle="1" w:styleId="ControlFlowTok">
     <w:name w:val="ControlFlowTok"/>
     <w:basedOn w:val="VerbatimChar"/>
     <w:rPr>
+      <w:rFonts w:ascii="Consolas" w:hAnsi="Consolas"/>
       <w:b/>
       <w:color w:val="007020"/>
+      <w:sz w:val="22"/>
     </w:rPr>
   </w:style>
   <w:style w:type="character" w:customStyle="1" w:styleId="OperatorTok">
     <w:name w:val="OperatorTok"/>
     <w:basedOn w:val="VerbatimChar"/>
     <w:rPr>
+      <w:rFonts w:ascii="Consolas" w:hAnsi="Consolas"/>
       <w:color w:val="666666"/>
+      <w:sz w:val="22"/>
     </w:rPr>
   </w:style>
   <w:style w:type="character" w:customStyle="1" w:styleId="BuiltInTok">
     <w:name w:val="BuiltInTok"/>
     <w:basedOn w:val="VerbatimChar"/>
     <w:rPr>
+      <w:rFonts w:ascii="Consolas" w:hAnsi="Consolas"/>
       <w:color w:val="008000"/>
+      <w:sz w:val="22"/>
     </w:rPr>
   </w:style>
   <w:style w:type="character" w:customStyle="1" w:styleId="ExtensionTok">
     <w:name w:val="ExtensionTok"/>
     <w:basedOn w:val="VerbatimChar"/>
-    <w:rPr/>
+    <w:rPr>
+      <w:rFonts w:ascii="Consolas" w:hAnsi="Consolas"/>
+      <w:sz w:val="22"/>
+    </w:rPr>
   </w:style>
   <w:style w:type="character" w:customStyle="1" w:styleId="PreprocessorTok">
     <w:name w:val="PreprocessorTok"/>
     <w:basedOn w:val="VerbatimChar"/>
     <w:rPr>
-      <w:color w:val="bc7a00"/>
+      <w:rFonts w:ascii="Consolas" w:hAnsi="Consolas"/>
+      <w:color w:val="BC7A00"/>
+      <w:sz w:val="22"/>
     </w:rPr>
   </w:style>
   <w:style w:type="character" w:customStyle="1" w:styleId="AttributeTok">
     <w:name w:val="AttributeTok"/>
     <w:basedOn w:val="VerbatimChar"/>
     <w:rPr>
-      <w:color w:val="7d9029"/>
+      <w:rFonts w:ascii="Consolas" w:hAnsi="Consolas"/>
+      <w:color w:val="7D9029"/>
+      <w:sz w:val="22"/>
     </w:rPr>
   </w:style>
   <w:style w:type="character" w:customStyle="1" w:styleId="RegionMarkerTok">
     <w:name w:val="RegionMarkerTok"/>
     <w:basedOn w:val="VerbatimChar"/>
-    <w:rPr/>
+    <w:rPr>
+      <w:rFonts w:ascii="Consolas" w:hAnsi="Consolas"/>
+      <w:sz w:val="22"/>
+    </w:rPr>
   </w:style>
   <w:style w:type="character" w:customStyle="1" w:styleId="InformationTok">
     <w:name w:val="InformationTok"/>
     <w:basedOn w:val="VerbatimChar"/>
     <w:rPr>
+      <w:rFonts w:ascii="Consolas" w:hAnsi="Consolas"/>
       <w:b/>
       <w:i/>
-      <w:color w:val="60a0b0"/>
+      <w:color w:val="60A0B0"/>
+      <w:sz w:val="22"/>
     </w:rPr>
   </w:style>
   <w:style w:type="character" w:customStyle="1" w:styleId="WarningTok">
     <w:name w:val="WarningTok"/>
     <w:basedOn w:val="VerbatimChar"/>
     <w:rPr>
+      <w:rFonts w:ascii="Consolas" w:hAnsi="Consolas"/>
       <w:b/>
       <w:i/>
-      <w:color w:val="60a0b0"/>
+      <w:color w:val="60A0B0"/>
+      <w:sz w:val="22"/>
     </w:rPr>
   </w:style>
   <w:style w:type="character" w:customStyle="1" w:styleId="AlertTok">
     <w:name w:val="AlertTok"/>
     <w:basedOn w:val="VerbatimChar"/>
     <w:rPr>
+      <w:rFonts w:ascii="Consolas" w:hAnsi="Consolas"/>
       <w:b/>
-      <w:color w:val="ff0000"/>
+      <w:color w:val="FF0000"/>
+      <w:sz w:val="22"/>
     </w:rPr>
   </w:style>
   <w:style w:type="character" w:customStyle="1" w:styleId="ErrorTok">
     <w:name w:val="ErrorTok"/>
     <w:basedOn w:val="VerbatimChar"/>
     <w:rPr>
+      <w:rFonts w:ascii="Consolas" w:hAnsi="Consolas"/>
       <w:b/>
-      <w:color w:val="ff0000"/>
+      <w:color w:val="FF0000"/>
+      <w:sz w:val="22"/>
     </w:rPr>
   </w:style>
   <w:style w:type="character" w:customStyle="1" w:styleId="NormalTok">
     <w:name w:val="NormalTok"/>
     <w:basedOn w:val="VerbatimChar"/>
-    <w:rPr/>
+    <w:rPr>
+      <w:rFonts w:ascii="Consolas" w:hAnsi="Consolas"/>
+      <w:sz w:val="22"/>
+    </w:rPr>
   </w:style>
 </w:styles>
 </file>
@@ -2001,4 +2330,251 @@
     </a:ext>
   </a:extLst>
 </a:theme>
+</file>
+
+<file path=customXml/item1.xml><?xml version="1.0" encoding="utf-8"?>
+<p:properties xmlns:p="http://schemas.microsoft.com/office/2006/metadata/properties" xmlns:xsi="http://www.w3.org/2001/XMLSchema-instance" xmlns:pc="http://schemas.microsoft.com/office/infopath/2007/PartnerControls">
+  <documentManagement>
+    <lcf76f155ced4ddcb4097134ff3c332f xmlns="7d6070e1-952b-4501-bcb6-1cd8ee71479b">
+      <Terms xmlns="http://schemas.microsoft.com/office/infopath/2007/PartnerControls"/>
+    </lcf76f155ced4ddcb4097134ff3c332f>
+    <TaxCatchAll xmlns="8a8a1f95-4d6c-41f4-8f45-8af088859e9a" xsi:nil="true"/>
+  </documentManagement>
+</p:properties>
+</file>
+
+<file path=customXml/item2.xml><?xml version="1.0" encoding="utf-8"?>
+<?mso-contentType ?>
+<FormTemplates xmlns="http://schemas.microsoft.com/sharepoint/v3/contenttype/forms">
+  <Display>DocumentLibraryForm</Display>
+  <Edit>DocumentLibraryForm</Edit>
+  <New>DocumentLibraryForm</New>
+</FormTemplates>
+</file>
+
+<file path=customXml/item3.xml><?xml version="1.0" encoding="utf-8"?>
+<ct:contentTypeSchema xmlns:ct="http://schemas.microsoft.com/office/2006/metadata/contentType" xmlns:ma="http://schemas.microsoft.com/office/2006/metadata/properties/metaAttributes" ct:_="" ma:_="" ma:contentTypeName="Document" ma:contentTypeID="0x010100E9C0B9EE1E72A8469598614E6CE431C1" ma:contentTypeVersion="10" ma:contentTypeDescription="Create a new document." ma:contentTypeScope="" ma:versionID="badd061234f017c10214579c23aa3b13">
+  <xsd:schema xmlns:xsd="http://www.w3.org/2001/XMLSchema" xmlns:xs="http://www.w3.org/2001/XMLSchema" xmlns:p="http://schemas.microsoft.com/office/2006/metadata/properties" xmlns:ns2="7d6070e1-952b-4501-bcb6-1cd8ee71479b" xmlns:ns3="8a8a1f95-4d6c-41f4-8f45-8af088859e9a" targetNamespace="http://schemas.microsoft.com/office/2006/metadata/properties" ma:root="true" ma:fieldsID="3760c249f7c5be80a9c661e6ae0ae10d" ns2:_="" ns3:_="">
+    <xsd:import namespace="7d6070e1-952b-4501-bcb6-1cd8ee71479b"/>
+    <xsd:import namespace="8a8a1f95-4d6c-41f4-8f45-8af088859e9a"/>
+    <xsd:element name="properties">
+      <xsd:complexType>
+        <xsd:sequence>
+          <xsd:element name="documentManagement">
+            <xsd:complexType>
+              <xsd:all>
+                <xsd:element ref="ns2:MediaServiceMetadata" minOccurs="0"/>
+                <xsd:element ref="ns2:MediaServiceFastMetadata" minOccurs="0"/>
+                <xsd:element ref="ns2:MediaServiceSearchProperties" minOccurs="0"/>
+                <xsd:element ref="ns2:MediaServiceDateTaken" minOccurs="0"/>
+                <xsd:element ref="ns2:lcf76f155ced4ddcb4097134ff3c332f" minOccurs="0"/>
+                <xsd:element ref="ns3:TaxCatchAll" minOccurs="0"/>
+                <xsd:element ref="ns2:MediaServiceOCR" minOccurs="0"/>
+                <xsd:element ref="ns2:MediaServiceGenerationTime" minOccurs="0"/>
+                <xsd:element ref="ns2:MediaServiceEventHashCode" minOccurs="0"/>
+              </xsd:all>
+            </xsd:complexType>
+          </xsd:element>
+        </xsd:sequence>
+      </xsd:complexType>
+    </xsd:element>
+  </xsd:schema>
+  <xsd:schema xmlns:xsd="http://www.w3.org/2001/XMLSchema" xmlns:xs="http://www.w3.org/2001/XMLSchema" xmlns:dms="http://schemas.microsoft.com/office/2006/documentManagement/types" xmlns:pc="http://schemas.microsoft.com/office/infopath/2007/PartnerControls" targetNamespace="7d6070e1-952b-4501-bcb6-1cd8ee71479b" elementFormDefault="qualified">
+    <xsd:import namespace="http://schemas.microsoft.com/office/2006/documentManagement/types"/>
+    <xsd:import namespace="http://schemas.microsoft.com/office/infopath/2007/PartnerControls"/>
+    <xsd:element name="MediaServiceMetadata" ma:index="8" nillable="true" ma:displayName="MediaServiceMetadata" ma:hidden="true" ma:internalName="MediaServiceMetadata" ma:readOnly="true">
+      <xsd:simpleType>
+        <xsd:restriction base="dms:Note"/>
+      </xsd:simpleType>
+    </xsd:element>
+    <xsd:element name="MediaServiceFastMetadata" ma:index="9" nillable="true" ma:displayName="MediaServiceFastMetadata" ma:hidden="true" ma:internalName="MediaServiceFastMetadata" ma:readOnly="true">
+      <xsd:simpleType>
+        <xsd:restriction base="dms:Note"/>
+      </xsd:simpleType>
+    </xsd:element>
+    <xsd:element name="MediaServiceSearchProperties" ma:index="10" nillable="true" ma:displayName="MediaServiceSearchProperties" ma:hidden="true" ma:internalName="MediaServiceSearchProperties" ma:readOnly="true">
+      <xsd:simpleType>
+        <xsd:restriction base="dms:Note"/>
+      </xsd:simpleType>
+    </xsd:element>
+    <xsd:element name="MediaServiceDateTaken" ma:index="11" nillable="true" ma:displayName="MediaServiceDateTaken" ma:hidden="true" ma:indexed="true" ma:internalName="MediaServiceDateTaken" ma:readOnly="true">
+      <xsd:simpleType>
+        <xsd:restriction base="dms:Text"/>
+      </xsd:simpleType>
+    </xsd:element>
+    <xsd:element name="lcf76f155ced4ddcb4097134ff3c332f" ma:index="13" nillable="true" ma:taxonomy="true" ma:internalName="lcf76f155ced4ddcb4097134ff3c332f" ma:taxonomyFieldName="MediaServiceImageTags" ma:displayName="Image Tags" ma:readOnly="false" ma:fieldId="{5cf76f15-5ced-4ddc-b409-7134ff3c332f}" ma:taxonomyMulti="true" ma:sspId="19187c13-ff0b-40b9-aedf-f4c5774af770" ma:termSetId="09814cd3-568e-fe90-9814-8d621ff8fb84" ma:anchorId="fba54fb3-c3e1-fe81-a776-ca4b69148c4d" ma:open="true" ma:isKeyword="false">
+      <xsd:complexType>
+        <xsd:sequence>
+          <xsd:element ref="pc:Terms" minOccurs="0" maxOccurs="1"/>
+        </xsd:sequence>
+      </xsd:complexType>
+    </xsd:element>
+    <xsd:element name="MediaServiceOCR" ma:index="15" nillable="true" ma:displayName="Extracted Text" ma:internalName="MediaServiceOCR" ma:readOnly="true">
+      <xsd:simpleType>
+        <xsd:restriction base="dms:Note">
+          <xsd:maxLength value="255"/>
+        </xsd:restriction>
+      </xsd:simpleType>
+    </xsd:element>
+    <xsd:element name="MediaServiceGenerationTime" ma:index="16" nillable="true" ma:displayName="MediaServiceGenerationTime" ma:hidden="true" ma:internalName="MediaServiceGenerationTime" ma:readOnly="true">
+      <xsd:simpleType>
+        <xsd:restriction base="dms:Text"/>
+      </xsd:simpleType>
+    </xsd:element>
+    <xsd:element name="MediaServiceEventHashCode" ma:index="17" nillable="true" ma:displayName="MediaServiceEventHashCode" ma:hidden="true" ma:internalName="MediaServiceEventHashCode" ma:readOnly="true">
+      <xsd:simpleType>
+        <xsd:restriction base="dms:Text"/>
+      </xsd:simpleType>
+    </xsd:element>
+  </xsd:schema>
+  <xsd:schema xmlns:xsd="http://www.w3.org/2001/XMLSchema" xmlns:xs="http://www.w3.org/2001/XMLSchema" xmlns:dms="http://schemas.microsoft.com/office/2006/documentManagement/types" xmlns:pc="http://schemas.microsoft.com/office/infopath/2007/PartnerControls" targetNamespace="8a8a1f95-4d6c-41f4-8f45-8af088859e9a" elementFormDefault="qualified">
+    <xsd:import namespace="http://schemas.microsoft.com/office/2006/documentManagement/types"/>
+    <xsd:import namespace="http://schemas.microsoft.com/office/infopath/2007/PartnerControls"/>
+    <xsd:element name="TaxCatchAll" ma:index="14" nillable="true" ma:displayName="Taxonomy Catch All Column" ma:hidden="true" ma:list="{56a0b0b7-5bf7-4bb3-a758-dac3e72501cf}" ma:internalName="TaxCatchAll" ma:showField="CatchAllData" ma:web="8a8a1f95-4d6c-41f4-8f45-8af088859e9a">
+      <xsd:complexType>
+        <xsd:complexContent>
+          <xsd:extension base="dms:MultiChoiceLookup">
+            <xsd:sequence>
+              <xsd:element name="Value" type="dms:Lookup" maxOccurs="unbounded" minOccurs="0" nillable="true"/>
+            </xsd:sequence>
+          </xsd:extension>
+        </xsd:complexContent>
+      </xsd:complexType>
+    </xsd:element>
+  </xsd:schema>
+  <xsd:schema xmlns="http://schemas.openxmlformats.org/package/2006/metadata/core-properties" xmlns:xsd="http://www.w3.org/2001/XMLSchema" xmlns:xsi="http://www.w3.org/2001/XMLSchema-instance" xmlns:dc="http://purl.org/dc/elements/1.1/" xmlns:dcterms="http://purl.org/dc/terms/" xmlns:odoc="http://schemas.microsoft.com/internal/obd" targetNamespace="http://schemas.openxmlformats.org/package/2006/metadata/core-properties" elementFormDefault="qualified" attributeFormDefault="unqualified" blockDefault="#all">
+    <xsd:import namespace="http://purl.org/dc/elements/1.1/" schemaLocation="http://dublincore.org/schemas/xmls/qdc/2003/04/02/dc.xsd"/>
+    <xsd:import namespace="http://purl.org/dc/terms/" schemaLocation="http://dublincore.org/schemas/xmls/qdc/2003/04/02/dcterms.xsd"/>
+    <xsd:element name="coreProperties" type="CT_coreProperties"/>
+    <xsd:complexType name="CT_coreProperties">
+      <xsd:all>
+        <xsd:element ref="dc:creator" minOccurs="0" maxOccurs="1"/>
+        <xsd:element ref="dcterms:created" minOccurs="0" maxOccurs="1"/>
+        <xsd:element ref="dc:identifier" minOccurs="0" maxOccurs="1"/>
+        <xsd:element name="contentType" minOccurs="0" maxOccurs="1" type="xsd:string" ma:index="0" ma:displayName="Content Type"/>
+        <xsd:element ref="dc:title" minOccurs="0" maxOccurs="1" ma:index="4" ma:displayName="Title"/>
+        <xsd:element ref="dc:subject" minOccurs="0" maxOccurs="1"/>
+        <xsd:element ref="dc:description" minOccurs="0" maxOccurs="1"/>
+        <xsd:element name="keywords" minOccurs="0" maxOccurs="1" type="xsd:string"/>
+        <xsd:element ref="dc:language" minOccurs="0" maxOccurs="1"/>
+        <xsd:element name="category" minOccurs="0" maxOccurs="1" type="xsd:string"/>
+        <xsd:element name="version" minOccurs="0" maxOccurs="1" type="xsd:string"/>
+        <xsd:element name="revision" minOccurs="0" maxOccurs="1" type="xsd:string">
+          <xsd:annotation>
+            <xsd:documentation>
+                        This value indicates the number of saves or revisions. The application is responsible for updating this value after each revision.
+                    </xsd:documentation>
+          </xsd:annotation>
+        </xsd:element>
+        <xsd:element name="lastModifiedBy" minOccurs="0" maxOccurs="1" type="xsd:string"/>
+        <xsd:element ref="dcterms:modified" minOccurs="0" maxOccurs="1"/>
+        <xsd:element name="contentStatus" minOccurs="0" maxOccurs="1" type="xsd:string"/>
+      </xsd:all>
+    </xsd:complexType>
+  </xsd:schema>
+  <xs:schema xmlns:pc="http://schemas.microsoft.com/office/infopath/2007/PartnerControls" xmlns:xs="http://www.w3.org/2001/XMLSchema" targetNamespace="http://schemas.microsoft.com/office/infopath/2007/PartnerControls" elementFormDefault="qualified" attributeFormDefault="unqualified">
+    <xs:element name="Person">
+      <xs:complexType>
+        <xs:sequence>
+          <xs:element ref="pc:DisplayName" minOccurs="0"/>
+          <xs:element ref="pc:AccountId" minOccurs="0"/>
+          <xs:element ref="pc:AccountType" minOccurs="0"/>
+        </xs:sequence>
+      </xs:complexType>
+    </xs:element>
+    <xs:element name="DisplayName" type="xs:string"/>
+    <xs:element name="AccountId" type="xs:string"/>
+    <xs:element name="AccountType" type="xs:string"/>
+    <xs:element name="BDCAssociatedEntity">
+      <xs:complexType>
+        <xs:sequence>
+          <xs:element ref="pc:BDCEntity" minOccurs="0" maxOccurs="unbounded"/>
+        </xs:sequence>
+        <xs:attribute ref="pc:EntityNamespace"/>
+        <xs:attribute ref="pc:EntityName"/>
+        <xs:attribute ref="pc:SystemInstanceName"/>
+        <xs:attribute ref="pc:AssociationName"/>
+      </xs:complexType>
+    </xs:element>
+    <xs:attribute name="EntityNamespace" type="xs:string"/>
+    <xs:attribute name="EntityName" type="xs:string"/>
+    <xs:attribute name="SystemInstanceName" type="xs:string"/>
+    <xs:attribute name="AssociationName" type="xs:string"/>
+    <xs:element name="BDCEntity">
+      <xs:complexType>
+        <xs:sequence>
+          <xs:element ref="pc:EntityDisplayName" minOccurs="0"/>
+          <xs:element ref="pc:EntityInstanceReference" minOccurs="0"/>
+          <xs:element ref="pc:EntityId1" minOccurs="0"/>
+          <xs:element ref="pc:EntityId2" minOccurs="0"/>
+          <xs:element ref="pc:EntityId3" minOccurs="0"/>
+          <xs:element ref="pc:EntityId4" minOccurs="0"/>
+          <xs:element ref="pc:EntityId5" minOccurs="0"/>
+        </xs:sequence>
+      </xs:complexType>
+    </xs:element>
+    <xs:element name="EntityDisplayName" type="xs:string"/>
+    <xs:element name="EntityInstanceReference" type="xs:string"/>
+    <xs:element name="EntityId1" type="xs:string"/>
+    <xs:element name="EntityId2" type="xs:string"/>
+    <xs:element name="EntityId3" type="xs:string"/>
+    <xs:element name="EntityId4" type="xs:string"/>
+    <xs:element name="EntityId5" type="xs:string"/>
+    <xs:element name="Terms">
+      <xs:complexType>
+        <xs:sequence>
+          <xs:element ref="pc:TermInfo" minOccurs="0" maxOccurs="unbounded"/>
+        </xs:sequence>
+      </xs:complexType>
+    </xs:element>
+    <xs:element name="TermInfo">
+      <xs:complexType>
+        <xs:sequence>
+          <xs:element ref="pc:TermName" minOccurs="0"/>
+          <xs:element ref="pc:TermId" minOccurs="0"/>
+        </xs:sequence>
+      </xs:complexType>
+    </xs:element>
+    <xs:element name="TermName" type="xs:string"/>
+    <xs:element name="TermId" type="xs:string"/>
+  </xs:schema>
+</ct:contentTypeSchema>
+</file>
+
+<file path=customXml/itemProps1.xml><?xml version="1.0" encoding="utf-8"?>
+<ds:datastoreItem xmlns:ds="http://schemas.openxmlformats.org/officeDocument/2006/customXml" ds:itemID="{6C67E557-5D5A-44E7-839E-4896341789FD}">
+  <ds:schemaRefs>
+    <ds:schemaRef ds:uri="http://schemas.microsoft.com/office/2006/metadata/properties"/>
+    <ds:schemaRef ds:uri="http://schemas.microsoft.com/office/infopath/2007/PartnerControls"/>
+    <ds:schemaRef ds:uri="7d6070e1-952b-4501-bcb6-1cd8ee71479b"/>
+    <ds:schemaRef ds:uri="8a8a1f95-4d6c-41f4-8f45-8af088859e9a"/>
+  </ds:schemaRefs>
+</ds:datastoreItem>
+</file>
+
+<file path=customXml/itemProps2.xml><?xml version="1.0" encoding="utf-8"?>
+<ds:datastoreItem xmlns:ds="http://schemas.openxmlformats.org/officeDocument/2006/customXml" ds:itemID="{8E8EAABA-9C89-41B4-91FB-8FD48E4E5C7E}">
+  <ds:schemaRefs>
+    <ds:schemaRef ds:uri="http://schemas.microsoft.com/sharepoint/v3/contenttype/forms"/>
+  </ds:schemaRefs>
+</ds:datastoreItem>
+</file>
+
+<file path=customXml/itemProps3.xml><?xml version="1.0" encoding="utf-8"?>
+<ds:datastoreItem xmlns:ds="http://schemas.openxmlformats.org/officeDocument/2006/customXml" ds:itemID="{339ADB19-E60E-47C3-AF90-6740E0E6CE75}">
+  <ds:schemaRefs>
+    <ds:schemaRef ds:uri="http://schemas.microsoft.com/office/2006/metadata/contentType"/>
+    <ds:schemaRef ds:uri="http://schemas.microsoft.com/office/2006/metadata/properties/metaAttributes"/>
+    <ds:schemaRef ds:uri="http://www.w3.org/2001/XMLSchema"/>
+    <ds:schemaRef ds:uri="http://schemas.microsoft.com/office/2006/metadata/properties"/>
+    <ds:schemaRef ds:uri="7d6070e1-952b-4501-bcb6-1cd8ee71479b"/>
+    <ds:schemaRef ds:uri="8a8a1f95-4d6c-41f4-8f45-8af088859e9a"/>
+    <ds:schemaRef ds:uri="http://schemas.microsoft.com/office/2006/documentManagement/types"/>
+    <ds:schemaRef ds:uri="http://schemas.microsoft.com/office/infopath/2007/PartnerControls"/>
+    <ds:schemaRef ds:uri="http://schemas.openxmlformats.org/package/2006/metadata/core-properties"/>
+    <ds:schemaRef ds:uri="http://purl.org/dc/elements/1.1/"/>
+    <ds:schemaRef ds:uri="http://purl.org/dc/terms/"/>
+    <ds:schemaRef ds:uri="http://schemas.microsoft.com/internal/obd"/>
+  </ds:schemaRefs>
+</ds:datastoreItem>
 </file>